--- a/5.人员管理/1.流程制度规范类文件/050103-培训管理制度.docx
+++ b/5.人员管理/1.流程制度规范类文件/050103-培训管理制度.docx
@@ -20,7 +20,6 @@
         <w:snapToGrid w:val="0"/>
         <w:textAlignment w:val="baseline"/>
       </w:pPr>
-      <w:bookmarkStart w:id="0" w:name="_Toc25312"/>
     </w:p>
     <w:p>
       <w:pPr>
@@ -40,6 +39,7 @@
         <w:snapToGrid w:val="0"/>
         <w:textAlignment w:val="baseline"/>
       </w:pPr>
+      <w:bookmarkStart w:id="0" w:name="_Toc2808"/>
       <w:r>
         <w:t>培训管理制度</w:t>
       </w:r>
@@ -63,7 +63,7 @@
         <w:snapToGrid w:val="0"/>
         <w:textAlignment w:val="baseline"/>
       </w:pPr>
-      <w:bookmarkStart w:id="1" w:name="_Toc32602"/>
+      <w:bookmarkStart w:id="1" w:name="_Toc6739"/>
       <w:r>
         <w:t>中达丰集团有限公司</w:t>
       </w:r>
@@ -95,7 +95,7 @@
           <w:lang w:val="en-US" w:eastAsia="zh-CN"/>
         </w:rPr>
       </w:pPr>
-      <w:bookmarkStart w:id="2" w:name="_Toc14313"/>
+      <w:bookmarkStart w:id="2" w:name="_Toc23642"/>
       <w:r>
         <w:rPr>
           <w:rFonts w:hint="eastAsia" w:ascii="宋体" w:hAnsi="宋体" w:eastAsia="宋体" w:cs="宋体"/>
@@ -165,7 +165,7 @@
           <w:szCs w:val="28"/>
         </w:rPr>
       </w:pPr>
-      <w:bookmarkStart w:id="3" w:name="_Toc4856"/>
+      <w:bookmarkStart w:id="3" w:name="_Toc14385"/>
       <w:r>
         <w:rPr>
           <w:rFonts w:ascii="宋体" w:hAnsi="宋体" w:eastAsia="宋体" w:cs="宋体"/>
@@ -1513,6 +1513,8 @@
               <w:tab w:val="right" w:leader="dot" w:pos="9048"/>
             </w:tabs>
           </w:pPr>
+          <w:bookmarkStart w:id="25" w:name="_GoBack"/>
+          <w:bookmarkEnd w:id="25"/>
           <w:r>
             <w:rPr>
               <w:rFonts w:ascii="宋体" w:hAnsi="宋体" w:eastAsia="宋体" w:cs="宋体"/>
@@ -1549,7 +1551,7 @@
               <w:rFonts w:ascii="宋体" w:hAnsi="宋体" w:eastAsia="宋体" w:cs="宋体"/>
               <w:szCs w:val="21"/>
             </w:rPr>
-            <w:instrText xml:space="preserve"> HYPERLINK \l _Toc25312 </w:instrText>
+            <w:instrText xml:space="preserve"> HYPERLINK \l _Toc2808 </w:instrText>
           </w:r>
           <w:r>
             <w:rPr>
@@ -1568,7 +1570,7 @@
             <w:fldChar w:fldCharType="begin"/>
           </w:r>
           <w:r>
-            <w:instrText xml:space="preserve"> PAGEREF _Toc25312 \h </w:instrText>
+            <w:instrText xml:space="preserve"> PAGEREF _Toc2808 \h </w:instrText>
           </w:r>
           <w:r>
             <w:fldChar w:fldCharType="separate"/>
@@ -1606,7 +1608,7 @@
               <w:rFonts w:ascii="宋体" w:hAnsi="宋体" w:eastAsia="宋体" w:cs="宋体"/>
               <w:szCs w:val="21"/>
             </w:rPr>
-            <w:instrText xml:space="preserve"> HYPERLINK \l _Toc32602 </w:instrText>
+            <w:instrText xml:space="preserve"> HYPERLINK \l _Toc6739 </w:instrText>
           </w:r>
           <w:r>
             <w:rPr>
@@ -1625,7 +1627,7 @@
             <w:fldChar w:fldCharType="begin"/>
           </w:r>
           <w:r>
-            <w:instrText xml:space="preserve"> PAGEREF _Toc32602 \h </w:instrText>
+            <w:instrText xml:space="preserve"> PAGEREF _Toc6739 \h </w:instrText>
           </w:r>
           <w:r>
             <w:fldChar w:fldCharType="separate"/>
@@ -1663,7 +1665,7 @@
               <w:rFonts w:ascii="宋体" w:hAnsi="宋体" w:eastAsia="宋体" w:cs="宋体"/>
               <w:szCs w:val="21"/>
             </w:rPr>
-            <w:instrText xml:space="preserve"> HYPERLINK \l _Toc14313 </w:instrText>
+            <w:instrText xml:space="preserve"> HYPERLINK \l _Toc23642 </w:instrText>
           </w:r>
           <w:r>
             <w:rPr>
@@ -1688,7 +1690,7 @@
             <w:fldChar w:fldCharType="begin"/>
           </w:r>
           <w:r>
-            <w:instrText xml:space="preserve"> PAGEREF _Toc14313 \h </w:instrText>
+            <w:instrText xml:space="preserve"> PAGEREF _Toc23642 \h </w:instrText>
           </w:r>
           <w:r>
             <w:fldChar w:fldCharType="separate"/>
@@ -1726,7 +1728,7 @@
               <w:rFonts w:ascii="宋体" w:hAnsi="宋体" w:eastAsia="宋体" w:cs="宋体"/>
               <w:szCs w:val="21"/>
             </w:rPr>
-            <w:instrText xml:space="preserve"> HYPERLINK \l _Toc4856 </w:instrText>
+            <w:instrText xml:space="preserve"> HYPERLINK \l _Toc14385 </w:instrText>
           </w:r>
           <w:r>
             <w:rPr>
@@ -1750,7 +1752,7 @@
             <w:fldChar w:fldCharType="begin"/>
           </w:r>
           <w:r>
-            <w:instrText xml:space="preserve"> PAGEREF _Toc4856 \h </w:instrText>
+            <w:instrText xml:space="preserve"> PAGEREF _Toc14385 \h </w:instrText>
           </w:r>
           <w:r>
             <w:fldChar w:fldCharType="separate"/>
@@ -1788,7 +1790,7 @@
               <w:rFonts w:ascii="宋体" w:hAnsi="宋体" w:eastAsia="宋体" w:cs="宋体"/>
               <w:szCs w:val="21"/>
             </w:rPr>
-            <w:instrText xml:space="preserve"> HYPERLINK \l _Toc10119 </w:instrText>
+            <w:instrText xml:space="preserve"> HYPERLINK \l _Toc10329 </w:instrText>
           </w:r>
           <w:r>
             <w:rPr>
@@ -1813,7 +1815,7 @@
             <w:fldChar w:fldCharType="begin"/>
           </w:r>
           <w:r>
-            <w:instrText xml:space="preserve"> PAGEREF _Toc10119 \h </w:instrText>
+            <w:instrText xml:space="preserve"> PAGEREF _Toc10329 \h </w:instrText>
           </w:r>
           <w:r>
             <w:fldChar w:fldCharType="separate"/>
@@ -1851,7 +1853,7 @@
               <w:rFonts w:ascii="宋体" w:hAnsi="宋体" w:eastAsia="宋体" w:cs="宋体"/>
               <w:szCs w:val="21"/>
             </w:rPr>
-            <w:instrText xml:space="preserve"> HYPERLINK \l _Toc7384 </w:instrText>
+            <w:instrText xml:space="preserve"> HYPERLINK \l _Toc20616 </w:instrText>
           </w:r>
           <w:r>
             <w:rPr>
@@ -1876,7 +1878,7 @@
             <w:fldChar w:fldCharType="begin"/>
           </w:r>
           <w:r>
-            <w:instrText xml:space="preserve"> PAGEREF _Toc7384 \h </w:instrText>
+            <w:instrText xml:space="preserve"> PAGEREF _Toc20616 \h </w:instrText>
           </w:r>
           <w:r>
             <w:fldChar w:fldCharType="separate"/>
@@ -1914,7 +1916,7 @@
               <w:rFonts w:ascii="宋体" w:hAnsi="宋体" w:eastAsia="宋体" w:cs="宋体"/>
               <w:szCs w:val="21"/>
             </w:rPr>
-            <w:instrText xml:space="preserve"> HYPERLINK \l _Toc30555 </w:instrText>
+            <w:instrText xml:space="preserve"> HYPERLINK \l _Toc8947 </w:instrText>
           </w:r>
           <w:r>
             <w:rPr>
@@ -1939,7 +1941,7 @@
             <w:fldChar w:fldCharType="begin"/>
           </w:r>
           <w:r>
-            <w:instrText xml:space="preserve"> PAGEREF _Toc30555 \h </w:instrText>
+            <w:instrText xml:space="preserve"> PAGEREF _Toc8947 \h </w:instrText>
           </w:r>
           <w:r>
             <w:fldChar w:fldCharType="separate"/>
@@ -1977,7 +1979,7 @@
               <w:rFonts w:ascii="宋体" w:hAnsi="宋体" w:eastAsia="宋体" w:cs="宋体"/>
               <w:szCs w:val="21"/>
             </w:rPr>
-            <w:instrText xml:space="preserve"> HYPERLINK \l _Toc32289 </w:instrText>
+            <w:instrText xml:space="preserve"> HYPERLINK \l _Toc27645 </w:instrText>
           </w:r>
           <w:r>
             <w:rPr>
@@ -2002,7 +2004,7 @@
             <w:fldChar w:fldCharType="begin"/>
           </w:r>
           <w:r>
-            <w:instrText xml:space="preserve"> PAGEREF _Toc32289 \h </w:instrText>
+            <w:instrText xml:space="preserve"> PAGEREF _Toc27645 \h </w:instrText>
           </w:r>
           <w:r>
             <w:fldChar w:fldCharType="separate"/>
@@ -2040,7 +2042,7 @@
               <w:rFonts w:ascii="宋体" w:hAnsi="宋体" w:eastAsia="宋体" w:cs="宋体"/>
               <w:szCs w:val="21"/>
             </w:rPr>
-            <w:instrText xml:space="preserve"> HYPERLINK \l _Toc5585 </w:instrText>
+            <w:instrText xml:space="preserve"> HYPERLINK \l _Toc11371 </w:instrText>
           </w:r>
           <w:r>
             <w:rPr>
@@ -2065,7 +2067,7 @@
             <w:fldChar w:fldCharType="begin"/>
           </w:r>
           <w:r>
-            <w:instrText xml:space="preserve"> PAGEREF _Toc5585 \h </w:instrText>
+            <w:instrText xml:space="preserve"> PAGEREF _Toc11371 \h </w:instrText>
           </w:r>
           <w:r>
             <w:fldChar w:fldCharType="separate"/>
@@ -2103,7 +2105,7 @@
               <w:rFonts w:ascii="宋体" w:hAnsi="宋体" w:eastAsia="宋体" w:cs="宋体"/>
               <w:szCs w:val="21"/>
             </w:rPr>
-            <w:instrText xml:space="preserve"> HYPERLINK \l _Toc15847 </w:instrText>
+            <w:instrText xml:space="preserve"> HYPERLINK \l _Toc17200 </w:instrText>
           </w:r>
           <w:r>
             <w:rPr>
@@ -2128,7 +2130,7 @@
             <w:fldChar w:fldCharType="begin"/>
           </w:r>
           <w:r>
-            <w:instrText xml:space="preserve"> PAGEREF _Toc15847 \h </w:instrText>
+            <w:instrText xml:space="preserve"> PAGEREF _Toc17200 \h </w:instrText>
           </w:r>
           <w:r>
             <w:fldChar w:fldCharType="separate"/>
@@ -2166,7 +2168,7 @@
               <w:rFonts w:ascii="宋体" w:hAnsi="宋体" w:eastAsia="宋体" w:cs="宋体"/>
               <w:szCs w:val="21"/>
             </w:rPr>
-            <w:instrText xml:space="preserve"> HYPERLINK \l _Toc24226 </w:instrText>
+            <w:instrText xml:space="preserve"> HYPERLINK \l _Toc13986 </w:instrText>
           </w:r>
           <w:r>
             <w:rPr>
@@ -2191,7 +2193,7 @@
             <w:fldChar w:fldCharType="begin"/>
           </w:r>
           <w:r>
-            <w:instrText xml:space="preserve"> PAGEREF _Toc24226 \h </w:instrText>
+            <w:instrText xml:space="preserve"> PAGEREF _Toc13986 \h </w:instrText>
           </w:r>
           <w:r>
             <w:fldChar w:fldCharType="separate"/>
@@ -2229,7 +2231,7 @@
               <w:rFonts w:ascii="宋体" w:hAnsi="宋体" w:eastAsia="宋体" w:cs="宋体"/>
               <w:szCs w:val="21"/>
             </w:rPr>
-            <w:instrText xml:space="preserve"> HYPERLINK \l _Toc15917 </w:instrText>
+            <w:instrText xml:space="preserve"> HYPERLINK \l _Toc13622 </w:instrText>
           </w:r>
           <w:r>
             <w:rPr>
@@ -2254,7 +2256,7 @@
             <w:fldChar w:fldCharType="begin"/>
           </w:r>
           <w:r>
-            <w:instrText xml:space="preserve"> PAGEREF _Toc15917 \h </w:instrText>
+            <w:instrText xml:space="preserve"> PAGEREF _Toc13622 \h </w:instrText>
           </w:r>
           <w:r>
             <w:fldChar w:fldCharType="separate"/>
@@ -2292,7 +2294,7 @@
               <w:rFonts w:ascii="宋体" w:hAnsi="宋体" w:eastAsia="宋体" w:cs="宋体"/>
               <w:szCs w:val="21"/>
             </w:rPr>
-            <w:instrText xml:space="preserve"> HYPERLINK \l _Toc29762 </w:instrText>
+            <w:instrText xml:space="preserve"> HYPERLINK \l _Toc28206 </w:instrText>
           </w:r>
           <w:r>
             <w:rPr>
@@ -2317,7 +2319,7 @@
             <w:fldChar w:fldCharType="begin"/>
           </w:r>
           <w:r>
-            <w:instrText xml:space="preserve"> PAGEREF _Toc29762 \h </w:instrText>
+            <w:instrText xml:space="preserve"> PAGEREF _Toc28206 \h </w:instrText>
           </w:r>
           <w:r>
             <w:fldChar w:fldCharType="separate"/>
@@ -2355,7 +2357,7 @@
               <w:rFonts w:ascii="宋体" w:hAnsi="宋体" w:eastAsia="宋体" w:cs="宋体"/>
               <w:szCs w:val="21"/>
             </w:rPr>
-            <w:instrText xml:space="preserve"> HYPERLINK \l _Toc17935 </w:instrText>
+            <w:instrText xml:space="preserve"> HYPERLINK \l _Toc9946 </w:instrText>
           </w:r>
           <w:r>
             <w:rPr>
@@ -2380,7 +2382,7 @@
             <w:fldChar w:fldCharType="begin"/>
           </w:r>
           <w:r>
-            <w:instrText xml:space="preserve"> PAGEREF _Toc17935 \h </w:instrText>
+            <w:instrText xml:space="preserve"> PAGEREF _Toc9946 \h </w:instrText>
           </w:r>
           <w:r>
             <w:fldChar w:fldCharType="separate"/>
@@ -2418,7 +2420,7 @@
               <w:rFonts w:ascii="宋体" w:hAnsi="宋体" w:eastAsia="宋体" w:cs="宋体"/>
               <w:szCs w:val="21"/>
             </w:rPr>
-            <w:instrText xml:space="preserve"> HYPERLINK \l _Toc24054 </w:instrText>
+            <w:instrText xml:space="preserve"> HYPERLINK \l _Toc3344 </w:instrText>
           </w:r>
           <w:r>
             <w:rPr>
@@ -2443,7 +2445,7 @@
             <w:fldChar w:fldCharType="begin"/>
           </w:r>
           <w:r>
-            <w:instrText xml:space="preserve"> PAGEREF _Toc24054 \h </w:instrText>
+            <w:instrText xml:space="preserve"> PAGEREF _Toc3344 \h </w:instrText>
           </w:r>
           <w:r>
             <w:fldChar w:fldCharType="separate"/>
@@ -2481,7 +2483,7 @@
               <w:rFonts w:ascii="宋体" w:hAnsi="宋体" w:eastAsia="宋体" w:cs="宋体"/>
               <w:szCs w:val="21"/>
             </w:rPr>
-            <w:instrText xml:space="preserve"> HYPERLINK \l _Toc29194 </w:instrText>
+            <w:instrText xml:space="preserve"> HYPERLINK \l _Toc14574 </w:instrText>
           </w:r>
           <w:r>
             <w:rPr>
@@ -2506,7 +2508,7 @@
             <w:fldChar w:fldCharType="begin"/>
           </w:r>
           <w:r>
-            <w:instrText xml:space="preserve"> PAGEREF _Toc29194 \h </w:instrText>
+            <w:instrText xml:space="preserve"> PAGEREF _Toc14574 \h </w:instrText>
           </w:r>
           <w:r>
             <w:fldChar w:fldCharType="separate"/>
@@ -2544,7 +2546,7 @@
               <w:rFonts w:ascii="宋体" w:hAnsi="宋体" w:eastAsia="宋体" w:cs="宋体"/>
               <w:szCs w:val="21"/>
             </w:rPr>
-            <w:instrText xml:space="preserve"> HYPERLINK \l _Toc22374 </w:instrText>
+            <w:instrText xml:space="preserve"> HYPERLINK \l _Toc11327 </w:instrText>
           </w:r>
           <w:r>
             <w:rPr>
@@ -2569,7 +2571,7 @@
             <w:fldChar w:fldCharType="begin"/>
           </w:r>
           <w:r>
-            <w:instrText xml:space="preserve"> PAGEREF _Toc22374 \h </w:instrText>
+            <w:instrText xml:space="preserve"> PAGEREF _Toc11327 \h </w:instrText>
           </w:r>
           <w:r>
             <w:fldChar w:fldCharType="separate"/>
@@ -2607,7 +2609,7 @@
               <w:rFonts w:ascii="宋体" w:hAnsi="宋体" w:eastAsia="宋体" w:cs="宋体"/>
               <w:szCs w:val="21"/>
             </w:rPr>
-            <w:instrText xml:space="preserve"> HYPERLINK \l _Toc25534 </w:instrText>
+            <w:instrText xml:space="preserve"> HYPERLINK \l _Toc30270 </w:instrText>
           </w:r>
           <w:r>
             <w:rPr>
@@ -2632,13 +2634,13 @@
             <w:fldChar w:fldCharType="begin"/>
           </w:r>
           <w:r>
-            <w:instrText xml:space="preserve"> PAGEREF _Toc25534 \h </w:instrText>
+            <w:instrText xml:space="preserve"> PAGEREF _Toc30270 \h </w:instrText>
           </w:r>
           <w:r>
             <w:fldChar w:fldCharType="separate"/>
           </w:r>
           <w:r>
-            <w:t>5</w:t>
+            <w:t>6</w:t>
           </w:r>
           <w:r>
             <w:fldChar w:fldCharType="end"/>
@@ -2670,7 +2672,7 @@
               <w:rFonts w:ascii="宋体" w:hAnsi="宋体" w:eastAsia="宋体" w:cs="宋体"/>
               <w:szCs w:val="21"/>
             </w:rPr>
-            <w:instrText xml:space="preserve"> HYPERLINK \l _Toc26081 </w:instrText>
+            <w:instrText xml:space="preserve"> HYPERLINK \l _Toc21086 </w:instrText>
           </w:r>
           <w:r>
             <w:rPr>
@@ -2695,7 +2697,7 @@
             <w:fldChar w:fldCharType="begin"/>
           </w:r>
           <w:r>
-            <w:instrText xml:space="preserve"> PAGEREF _Toc26081 \h </w:instrText>
+            <w:instrText xml:space="preserve"> PAGEREF _Toc21086 \h </w:instrText>
           </w:r>
           <w:r>
             <w:fldChar w:fldCharType="separate"/>
@@ -2733,7 +2735,7 @@
               <w:rFonts w:ascii="宋体" w:hAnsi="宋体" w:eastAsia="宋体" w:cs="宋体"/>
               <w:szCs w:val="21"/>
             </w:rPr>
-            <w:instrText xml:space="preserve"> HYPERLINK \l _Toc5288 </w:instrText>
+            <w:instrText xml:space="preserve"> HYPERLINK \l _Toc24022 </w:instrText>
           </w:r>
           <w:r>
             <w:rPr>
@@ -2758,7 +2760,7 @@
             <w:fldChar w:fldCharType="begin"/>
           </w:r>
           <w:r>
-            <w:instrText xml:space="preserve"> PAGEREF _Toc5288 \h </w:instrText>
+            <w:instrText xml:space="preserve"> PAGEREF _Toc24022 \h </w:instrText>
           </w:r>
           <w:r>
             <w:fldChar w:fldCharType="separate"/>
@@ -2796,7 +2798,7 @@
               <w:rFonts w:ascii="宋体" w:hAnsi="宋体" w:eastAsia="宋体" w:cs="宋体"/>
               <w:szCs w:val="21"/>
             </w:rPr>
-            <w:instrText xml:space="preserve"> HYPERLINK \l _Toc10420 </w:instrText>
+            <w:instrText xml:space="preserve"> HYPERLINK \l _Toc12633 </w:instrText>
           </w:r>
           <w:r>
             <w:rPr>
@@ -2821,7 +2823,7 @@
             <w:fldChar w:fldCharType="begin"/>
           </w:r>
           <w:r>
-            <w:instrText xml:space="preserve"> PAGEREF _Toc10420 \h </w:instrText>
+            <w:instrText xml:space="preserve"> PAGEREF _Toc12633 \h </w:instrText>
           </w:r>
           <w:r>
             <w:fldChar w:fldCharType="separate"/>
@@ -2859,7 +2861,7 @@
               <w:rFonts w:ascii="宋体" w:hAnsi="宋体" w:eastAsia="宋体" w:cs="宋体"/>
               <w:szCs w:val="21"/>
             </w:rPr>
-            <w:instrText xml:space="preserve"> HYPERLINK \l _Toc2968 </w:instrText>
+            <w:instrText xml:space="preserve"> HYPERLINK \l _Toc5307 </w:instrText>
           </w:r>
           <w:r>
             <w:rPr>
@@ -2884,13 +2886,13 @@
             <w:fldChar w:fldCharType="begin"/>
           </w:r>
           <w:r>
-            <w:instrText xml:space="preserve"> PAGEREF _Toc2968 \h </w:instrText>
+            <w:instrText xml:space="preserve"> PAGEREF _Toc5307 \h </w:instrText>
           </w:r>
           <w:r>
             <w:fldChar w:fldCharType="separate"/>
           </w:r>
           <w:r>
-            <w:t>6</w:t>
+            <w:t>7</w:t>
           </w:r>
           <w:r>
             <w:fldChar w:fldCharType="end"/>
@@ -2992,7 +2994,7 @@
         <w:snapToGrid w:val="0"/>
         <w:textAlignment w:val="baseline"/>
       </w:pPr>
-      <w:bookmarkStart w:id="5" w:name="_Toc10119"/>
+      <w:bookmarkStart w:id="5" w:name="_Toc10329"/>
       <w:r>
         <w:t>总则</w:t>
       </w:r>
@@ -3016,7 +3018,7 @@
         <w:snapToGrid w:val="0"/>
         <w:textAlignment w:val="baseline"/>
       </w:pPr>
-      <w:bookmarkStart w:id="6" w:name="_Toc7384"/>
+      <w:bookmarkStart w:id="6" w:name="_Toc20616"/>
       <w:r>
         <w:t>目的</w:t>
       </w:r>
@@ -3062,7 +3064,7 @@
         <w:snapToGrid w:val="0"/>
         <w:textAlignment w:val="baseline"/>
       </w:pPr>
-      <w:bookmarkStart w:id="7" w:name="_Toc30555"/>
+      <w:bookmarkStart w:id="7" w:name="_Toc8947"/>
       <w:r>
         <w:t>基本原则</w:t>
       </w:r>
@@ -3164,7 +3166,7 @@
         <w:snapToGrid w:val="0"/>
         <w:textAlignment w:val="baseline"/>
       </w:pPr>
-      <w:bookmarkStart w:id="8" w:name="_Toc32289"/>
+      <w:bookmarkStart w:id="8" w:name="_Toc27645"/>
       <w:r>
         <w:t>适用范围</w:t>
       </w:r>
@@ -3210,7 +3212,7 @@
         <w:snapToGrid w:val="0"/>
         <w:textAlignment w:val="baseline"/>
       </w:pPr>
-      <w:bookmarkStart w:id="9" w:name="_Toc5585"/>
+      <w:bookmarkStart w:id="9" w:name="_Toc11371"/>
       <w:r>
         <w:t>培训类别</w:t>
       </w:r>
@@ -3234,7 +3236,7 @@
         <w:snapToGrid w:val="0"/>
         <w:textAlignment w:val="baseline"/>
       </w:pPr>
-      <w:bookmarkStart w:id="10" w:name="_Toc15847"/>
+      <w:bookmarkStart w:id="10" w:name="_Toc17200"/>
       <w:r>
         <w:t>新员工培训</w:t>
       </w:r>
@@ -3324,7 +3326,7 @@
         <w:snapToGrid w:val="0"/>
         <w:textAlignment w:val="baseline"/>
       </w:pPr>
-      <w:bookmarkStart w:id="11" w:name="_Toc24226"/>
+      <w:bookmarkStart w:id="11" w:name="_Toc13986"/>
       <w:r>
         <w:t>在职培训</w:t>
       </w:r>
@@ -3370,7 +3372,7 @@
         <w:snapToGrid w:val="0"/>
         <w:textAlignment w:val="baseline"/>
       </w:pPr>
-      <w:bookmarkStart w:id="12" w:name="_Toc15917"/>
+      <w:bookmarkStart w:id="12" w:name="_Toc13622"/>
       <w:r>
         <w:t>管理干部培训</w:t>
       </w:r>
@@ -3418,7 +3420,7 @@
       </w:pPr>
       <w:bookmarkStart w:id="13" w:name="bookmark19"/>
       <w:bookmarkEnd w:id="13"/>
-      <w:bookmarkStart w:id="14" w:name="_Toc29762"/>
+      <w:bookmarkStart w:id="14" w:name="_Toc28206"/>
       <w:r>
         <w:t>公派外出培训</w:t>
       </w:r>
@@ -3477,7 +3479,7 @@
         <w:snapToGrid w:val="0"/>
         <w:textAlignment w:val="baseline"/>
       </w:pPr>
-      <w:bookmarkStart w:id="15" w:name="_Toc17935"/>
+      <w:bookmarkStart w:id="15" w:name="_Toc9946"/>
       <w:r>
         <w:t>职责划分</w:t>
       </w:r>
@@ -3705,7 +3707,7 @@
         <w:snapToGrid w:val="0"/>
         <w:textAlignment w:val="baseline"/>
       </w:pPr>
-      <w:bookmarkStart w:id="16" w:name="_Toc24054"/>
+      <w:bookmarkStart w:id="16" w:name="_Toc3344"/>
       <w:r>
         <w:t>培训工作的组织与实施</w:t>
       </w:r>
@@ -3731,7 +3733,7 @@
       </w:pPr>
       <w:bookmarkStart w:id="17" w:name="bookmark20"/>
       <w:bookmarkEnd w:id="17"/>
-      <w:bookmarkStart w:id="18" w:name="_Toc29194"/>
+      <w:bookmarkStart w:id="18" w:name="_Toc14574"/>
       <w:r>
         <w:t>培训计划与总结</w:t>
       </w:r>
@@ -3832,7 +3834,7 @@
         <w:snapToGrid w:val="0"/>
         <w:textAlignment w:val="baseline"/>
       </w:pPr>
-      <w:bookmarkStart w:id="19" w:name="_Toc22374"/>
+      <w:bookmarkStart w:id="19" w:name="_Toc11327"/>
       <w:r>
         <w:t>新员工培训的组织实施</w:t>
       </w:r>
@@ -3910,7 +3912,7 @@
         <w:snapToGrid w:val="0"/>
         <w:textAlignment w:val="baseline"/>
       </w:pPr>
-      <w:bookmarkStart w:id="20" w:name="_Toc25534"/>
+      <w:bookmarkStart w:id="20" w:name="_Toc30270"/>
       <w:r>
         <w:t>在职培训的组织实施</w:t>
       </w:r>
@@ -3986,7 +3988,7 @@
         <w:snapToGrid w:val="0"/>
         <w:textAlignment w:val="baseline"/>
       </w:pPr>
-      <w:bookmarkStart w:id="21" w:name="_Toc26081"/>
+      <w:bookmarkStart w:id="21" w:name="_Toc21086"/>
       <w:r>
         <w:t>公派外出培训的组织实施</w:t>
       </w:r>
@@ -4172,7 +4174,7 @@
         <w:snapToGrid w:val="0"/>
         <w:textAlignment w:val="baseline"/>
       </w:pPr>
-      <w:bookmarkStart w:id="22" w:name="_Toc5288"/>
+      <w:bookmarkStart w:id="22" w:name="_Toc24022"/>
       <w:r>
         <w:t>培训记录和评估</w:t>
       </w:r>
@@ -4391,7 +4393,7 @@
         <w:snapToGrid w:val="0"/>
         <w:textAlignment w:val="baseline"/>
       </w:pPr>
-      <w:bookmarkStart w:id="23" w:name="_Toc10420"/>
+      <w:bookmarkStart w:id="23" w:name="_Toc12633"/>
       <w:r>
         <w:t>流程衡量指标</w:t>
       </w:r>
@@ -4401,8 +4403,6 @@
       <w:pPr>
         <w:pStyle w:val="27"/>
       </w:pPr>
-      <w:bookmarkStart w:id="25" w:name="_GoBack"/>
-      <w:bookmarkEnd w:id="25"/>
     </w:p>
     <w:tbl>
       <w:tblPr>
@@ -4982,7 +4982,7 @@
         <w:snapToGrid w:val="0"/>
         <w:textAlignment w:val="baseline"/>
       </w:pPr>
-      <w:bookmarkStart w:id="24" w:name="_Toc2968"/>
+      <w:bookmarkStart w:id="24" w:name="_Toc5307"/>
       <w:r>
         <w:t>附则</w:t>
       </w:r>
@@ -14056,948 +14056,12 @@
             <w:insideH w:val="single" w:color="000000" w:sz="4" w:space="0"/>
             <w:insideV w:val="single" w:color="000000" w:sz="4" w:space="0"/>
           </w:tblBorders>
-        </w:tblPrEx>
-        <w:trPr>
-          <w:trHeight w:val="438" w:hRule="atLeast"/>
-        </w:trPr>
-        <w:tc>
-          <w:tcPr>
-            <w:tcW w:w="442" w:type="dxa"/>
-          </w:tcPr>
-          <w:p>
-            <w:pPr>
-              <w:pStyle w:val="25"/>
-              <w:keepNext w:val="0"/>
-              <w:keepLines w:val="0"/>
-              <w:pageBreakBefore w:val="0"/>
-              <w:widowControl w:val="0"/>
-              <w:kinsoku w:val="0"/>
-              <w:wordWrap/>
-              <w:overflowPunct/>
-              <w:topLinePunct w:val="0"/>
-              <w:autoSpaceDE w:val="0"/>
-              <w:autoSpaceDN w:val="0"/>
-              <w:bidi w:val="0"/>
-              <w:adjustRightInd w:val="0"/>
-              <w:snapToGrid w:val="0"/>
-              <w:textAlignment w:val="baseline"/>
-            </w:pPr>
-          </w:p>
-        </w:tc>
-        <w:tc>
-          <w:tcPr>
-            <w:tcW w:w="1239" w:type="dxa"/>
-          </w:tcPr>
-          <w:p>
-            <w:pPr>
-              <w:pStyle w:val="25"/>
-              <w:keepNext w:val="0"/>
-              <w:keepLines w:val="0"/>
-              <w:pageBreakBefore w:val="0"/>
-              <w:widowControl w:val="0"/>
-              <w:kinsoku w:val="0"/>
-              <w:wordWrap/>
-              <w:overflowPunct/>
-              <w:topLinePunct w:val="0"/>
-              <w:autoSpaceDE w:val="0"/>
-              <w:autoSpaceDN w:val="0"/>
-              <w:bidi w:val="0"/>
-              <w:adjustRightInd w:val="0"/>
-              <w:snapToGrid w:val="0"/>
-              <w:textAlignment w:val="baseline"/>
-            </w:pPr>
-          </w:p>
-        </w:tc>
-        <w:tc>
-          <w:tcPr>
-            <w:tcW w:w="1219" w:type="dxa"/>
-          </w:tcPr>
-          <w:p>
-            <w:pPr>
-              <w:pStyle w:val="25"/>
-              <w:keepNext w:val="0"/>
-              <w:keepLines w:val="0"/>
-              <w:pageBreakBefore w:val="0"/>
-              <w:widowControl w:val="0"/>
-              <w:kinsoku w:val="0"/>
-              <w:wordWrap/>
-              <w:overflowPunct/>
-              <w:topLinePunct w:val="0"/>
-              <w:autoSpaceDE w:val="0"/>
-              <w:autoSpaceDN w:val="0"/>
-              <w:bidi w:val="0"/>
-              <w:adjustRightInd w:val="0"/>
-              <w:snapToGrid w:val="0"/>
-              <w:textAlignment w:val="baseline"/>
-            </w:pPr>
-          </w:p>
-        </w:tc>
-        <w:tc>
-          <w:tcPr>
-            <w:tcW w:w="500" w:type="dxa"/>
-          </w:tcPr>
-          <w:p>
-            <w:pPr>
-              <w:pStyle w:val="25"/>
-              <w:keepNext w:val="0"/>
-              <w:keepLines w:val="0"/>
-              <w:pageBreakBefore w:val="0"/>
-              <w:widowControl w:val="0"/>
-              <w:kinsoku w:val="0"/>
-              <w:wordWrap/>
-              <w:overflowPunct/>
-              <w:topLinePunct w:val="0"/>
-              <w:autoSpaceDE w:val="0"/>
-              <w:autoSpaceDN w:val="0"/>
-              <w:bidi w:val="0"/>
-              <w:adjustRightInd w:val="0"/>
-              <w:snapToGrid w:val="0"/>
-              <w:textAlignment w:val="baseline"/>
-            </w:pPr>
-          </w:p>
-        </w:tc>
-        <w:tc>
-          <w:tcPr>
-            <w:tcW w:w="939" w:type="dxa"/>
-          </w:tcPr>
-          <w:p>
-            <w:pPr>
-              <w:pStyle w:val="25"/>
-              <w:keepNext w:val="0"/>
-              <w:keepLines w:val="0"/>
-              <w:pageBreakBefore w:val="0"/>
-              <w:widowControl w:val="0"/>
-              <w:kinsoku w:val="0"/>
-              <w:wordWrap/>
-              <w:overflowPunct/>
-              <w:topLinePunct w:val="0"/>
-              <w:autoSpaceDE w:val="0"/>
-              <w:autoSpaceDN w:val="0"/>
-              <w:bidi w:val="0"/>
-              <w:adjustRightInd w:val="0"/>
-              <w:snapToGrid w:val="0"/>
-              <w:textAlignment w:val="baseline"/>
-            </w:pPr>
-          </w:p>
-        </w:tc>
-        <w:tc>
-          <w:tcPr>
-            <w:tcW w:w="927" w:type="dxa"/>
-          </w:tcPr>
-          <w:p>
-            <w:pPr>
-              <w:pStyle w:val="25"/>
-              <w:keepNext w:val="0"/>
-              <w:keepLines w:val="0"/>
-              <w:pageBreakBefore w:val="0"/>
-              <w:widowControl w:val="0"/>
-              <w:kinsoku w:val="0"/>
-              <w:wordWrap/>
-              <w:overflowPunct/>
-              <w:topLinePunct w:val="0"/>
-              <w:autoSpaceDE w:val="0"/>
-              <w:autoSpaceDN w:val="0"/>
-              <w:bidi w:val="0"/>
-              <w:adjustRightInd w:val="0"/>
-              <w:snapToGrid w:val="0"/>
-              <w:textAlignment w:val="baseline"/>
-            </w:pPr>
-          </w:p>
-        </w:tc>
-        <w:tc>
-          <w:tcPr>
-            <w:tcW w:w="632" w:type="dxa"/>
-          </w:tcPr>
-          <w:p>
-            <w:pPr>
-              <w:pStyle w:val="25"/>
-              <w:keepNext w:val="0"/>
-              <w:keepLines w:val="0"/>
-              <w:pageBreakBefore w:val="0"/>
-              <w:widowControl w:val="0"/>
-              <w:kinsoku w:val="0"/>
-              <w:wordWrap/>
-              <w:overflowPunct/>
-              <w:topLinePunct w:val="0"/>
-              <w:autoSpaceDE w:val="0"/>
-              <w:autoSpaceDN w:val="0"/>
-              <w:bidi w:val="0"/>
-              <w:adjustRightInd w:val="0"/>
-              <w:snapToGrid w:val="0"/>
-              <w:textAlignment w:val="baseline"/>
-            </w:pPr>
-          </w:p>
-        </w:tc>
-        <w:tc>
-          <w:tcPr>
-            <w:tcW w:w="659" w:type="dxa"/>
-          </w:tcPr>
-          <w:p>
-            <w:pPr>
-              <w:pStyle w:val="25"/>
-              <w:keepNext w:val="0"/>
-              <w:keepLines w:val="0"/>
-              <w:pageBreakBefore w:val="0"/>
-              <w:widowControl w:val="0"/>
-              <w:kinsoku w:val="0"/>
-              <w:wordWrap/>
-              <w:overflowPunct/>
-              <w:topLinePunct w:val="0"/>
-              <w:autoSpaceDE w:val="0"/>
-              <w:autoSpaceDN w:val="0"/>
-              <w:bidi w:val="0"/>
-              <w:adjustRightInd w:val="0"/>
-              <w:snapToGrid w:val="0"/>
-              <w:textAlignment w:val="baseline"/>
-            </w:pPr>
-          </w:p>
-        </w:tc>
-        <w:tc>
-          <w:tcPr>
-            <w:tcW w:w="659" w:type="dxa"/>
-          </w:tcPr>
-          <w:p>
-            <w:pPr>
-              <w:pStyle w:val="25"/>
-              <w:keepNext w:val="0"/>
-              <w:keepLines w:val="0"/>
-              <w:pageBreakBefore w:val="0"/>
-              <w:widowControl w:val="0"/>
-              <w:kinsoku w:val="0"/>
-              <w:wordWrap/>
-              <w:overflowPunct/>
-              <w:topLinePunct w:val="0"/>
-              <w:autoSpaceDE w:val="0"/>
-              <w:autoSpaceDN w:val="0"/>
-              <w:bidi w:val="0"/>
-              <w:adjustRightInd w:val="0"/>
-              <w:snapToGrid w:val="0"/>
-              <w:textAlignment w:val="baseline"/>
-            </w:pPr>
-          </w:p>
-        </w:tc>
-        <w:tc>
-          <w:tcPr>
-            <w:tcW w:w="659" w:type="dxa"/>
-          </w:tcPr>
-          <w:p>
-            <w:pPr>
-              <w:pStyle w:val="25"/>
-              <w:keepNext w:val="0"/>
-              <w:keepLines w:val="0"/>
-              <w:pageBreakBefore w:val="0"/>
-              <w:widowControl w:val="0"/>
-              <w:kinsoku w:val="0"/>
-              <w:wordWrap/>
-              <w:overflowPunct/>
-              <w:topLinePunct w:val="0"/>
-              <w:autoSpaceDE w:val="0"/>
-              <w:autoSpaceDN w:val="0"/>
-              <w:bidi w:val="0"/>
-              <w:adjustRightInd w:val="0"/>
-              <w:snapToGrid w:val="0"/>
-              <w:textAlignment w:val="baseline"/>
-            </w:pPr>
-          </w:p>
-        </w:tc>
-        <w:tc>
-          <w:tcPr>
-            <w:tcW w:w="660" w:type="dxa"/>
-          </w:tcPr>
-          <w:p>
-            <w:pPr>
-              <w:pStyle w:val="25"/>
-              <w:keepNext w:val="0"/>
-              <w:keepLines w:val="0"/>
-              <w:pageBreakBefore w:val="0"/>
-              <w:widowControl w:val="0"/>
-              <w:kinsoku w:val="0"/>
-              <w:wordWrap/>
-              <w:overflowPunct/>
-              <w:topLinePunct w:val="0"/>
-              <w:autoSpaceDE w:val="0"/>
-              <w:autoSpaceDN w:val="0"/>
-              <w:bidi w:val="0"/>
-              <w:adjustRightInd w:val="0"/>
-              <w:snapToGrid w:val="0"/>
-              <w:textAlignment w:val="baseline"/>
-            </w:pPr>
-          </w:p>
-        </w:tc>
-        <w:tc>
-          <w:tcPr>
-            <w:tcW w:w="660" w:type="dxa"/>
-          </w:tcPr>
-          <w:p>
-            <w:pPr>
-              <w:pStyle w:val="25"/>
-              <w:keepNext w:val="0"/>
-              <w:keepLines w:val="0"/>
-              <w:pageBreakBefore w:val="0"/>
-              <w:widowControl w:val="0"/>
-              <w:kinsoku w:val="0"/>
-              <w:wordWrap/>
-              <w:overflowPunct/>
-              <w:topLinePunct w:val="0"/>
-              <w:autoSpaceDE w:val="0"/>
-              <w:autoSpaceDN w:val="0"/>
-              <w:bidi w:val="0"/>
-              <w:adjustRightInd w:val="0"/>
-              <w:snapToGrid w:val="0"/>
-              <w:textAlignment w:val="baseline"/>
-            </w:pPr>
-          </w:p>
-        </w:tc>
-        <w:tc>
-          <w:tcPr>
-            <w:tcW w:w="660" w:type="dxa"/>
-          </w:tcPr>
-          <w:p>
-            <w:pPr>
-              <w:pStyle w:val="25"/>
-              <w:keepNext w:val="0"/>
-              <w:keepLines w:val="0"/>
-              <w:pageBreakBefore w:val="0"/>
-              <w:widowControl w:val="0"/>
-              <w:kinsoku w:val="0"/>
-              <w:wordWrap/>
-              <w:overflowPunct/>
-              <w:topLinePunct w:val="0"/>
-              <w:autoSpaceDE w:val="0"/>
-              <w:autoSpaceDN w:val="0"/>
-              <w:bidi w:val="0"/>
-              <w:adjustRightInd w:val="0"/>
-              <w:snapToGrid w:val="0"/>
-              <w:textAlignment w:val="baseline"/>
-            </w:pPr>
-          </w:p>
-        </w:tc>
-        <w:tc>
-          <w:tcPr>
-            <w:tcW w:w="659" w:type="dxa"/>
-          </w:tcPr>
-          <w:p>
-            <w:pPr>
-              <w:pStyle w:val="25"/>
-              <w:keepNext w:val="0"/>
-              <w:keepLines w:val="0"/>
-              <w:pageBreakBefore w:val="0"/>
-              <w:widowControl w:val="0"/>
-              <w:kinsoku w:val="0"/>
-              <w:wordWrap/>
-              <w:overflowPunct/>
-              <w:topLinePunct w:val="0"/>
-              <w:autoSpaceDE w:val="0"/>
-              <w:autoSpaceDN w:val="0"/>
-              <w:bidi w:val="0"/>
-              <w:adjustRightInd w:val="0"/>
-              <w:snapToGrid w:val="0"/>
-              <w:textAlignment w:val="baseline"/>
-            </w:pPr>
-          </w:p>
-        </w:tc>
-        <w:tc>
-          <w:tcPr>
-            <w:tcW w:w="660" w:type="dxa"/>
-          </w:tcPr>
-          <w:p>
-            <w:pPr>
-              <w:pStyle w:val="25"/>
-              <w:keepNext w:val="0"/>
-              <w:keepLines w:val="0"/>
-              <w:pageBreakBefore w:val="0"/>
-              <w:widowControl w:val="0"/>
-              <w:kinsoku w:val="0"/>
-              <w:wordWrap/>
-              <w:overflowPunct/>
-              <w:topLinePunct w:val="0"/>
-              <w:autoSpaceDE w:val="0"/>
-              <w:autoSpaceDN w:val="0"/>
-              <w:bidi w:val="0"/>
-              <w:adjustRightInd w:val="0"/>
-              <w:snapToGrid w:val="0"/>
-              <w:textAlignment w:val="baseline"/>
-            </w:pPr>
-          </w:p>
-        </w:tc>
-        <w:tc>
-          <w:tcPr>
-            <w:tcW w:w="660" w:type="dxa"/>
-          </w:tcPr>
-          <w:p>
-            <w:pPr>
-              <w:pStyle w:val="25"/>
-              <w:keepNext w:val="0"/>
-              <w:keepLines w:val="0"/>
-              <w:pageBreakBefore w:val="0"/>
-              <w:widowControl w:val="0"/>
-              <w:kinsoku w:val="0"/>
-              <w:wordWrap/>
-              <w:overflowPunct/>
-              <w:topLinePunct w:val="0"/>
-              <w:autoSpaceDE w:val="0"/>
-              <w:autoSpaceDN w:val="0"/>
-              <w:bidi w:val="0"/>
-              <w:adjustRightInd w:val="0"/>
-              <w:snapToGrid w:val="0"/>
-              <w:textAlignment w:val="baseline"/>
-            </w:pPr>
-          </w:p>
-        </w:tc>
-        <w:tc>
-          <w:tcPr>
-            <w:tcW w:w="798" w:type="dxa"/>
-          </w:tcPr>
-          <w:p>
-            <w:pPr>
-              <w:pStyle w:val="25"/>
-              <w:keepNext w:val="0"/>
-              <w:keepLines w:val="0"/>
-              <w:pageBreakBefore w:val="0"/>
-              <w:widowControl w:val="0"/>
-              <w:kinsoku w:val="0"/>
-              <w:wordWrap/>
-              <w:overflowPunct/>
-              <w:topLinePunct w:val="0"/>
-              <w:autoSpaceDE w:val="0"/>
-              <w:autoSpaceDN w:val="0"/>
-              <w:bidi w:val="0"/>
-              <w:adjustRightInd w:val="0"/>
-              <w:snapToGrid w:val="0"/>
-              <w:textAlignment w:val="baseline"/>
-            </w:pPr>
-          </w:p>
-        </w:tc>
-        <w:tc>
-          <w:tcPr>
-            <w:tcW w:w="688" w:type="dxa"/>
-          </w:tcPr>
-          <w:p>
-            <w:pPr>
-              <w:pStyle w:val="25"/>
-              <w:keepNext w:val="0"/>
-              <w:keepLines w:val="0"/>
-              <w:pageBreakBefore w:val="0"/>
-              <w:widowControl w:val="0"/>
-              <w:kinsoku w:val="0"/>
-              <w:wordWrap/>
-              <w:overflowPunct/>
-              <w:topLinePunct w:val="0"/>
-              <w:autoSpaceDE w:val="0"/>
-              <w:autoSpaceDN w:val="0"/>
-              <w:bidi w:val="0"/>
-              <w:adjustRightInd w:val="0"/>
-              <w:snapToGrid w:val="0"/>
-              <w:textAlignment w:val="baseline"/>
-            </w:pPr>
-          </w:p>
-        </w:tc>
-        <w:tc>
-          <w:tcPr>
-            <w:tcW w:w="733" w:type="dxa"/>
-          </w:tcPr>
-          <w:p>
-            <w:pPr>
-              <w:pStyle w:val="25"/>
-              <w:keepNext w:val="0"/>
-              <w:keepLines w:val="0"/>
-              <w:pageBreakBefore w:val="0"/>
-              <w:widowControl w:val="0"/>
-              <w:kinsoku w:val="0"/>
-              <w:wordWrap/>
-              <w:overflowPunct/>
-              <w:topLinePunct w:val="0"/>
-              <w:autoSpaceDE w:val="0"/>
-              <w:autoSpaceDN w:val="0"/>
-              <w:bidi w:val="0"/>
-              <w:adjustRightInd w:val="0"/>
-              <w:snapToGrid w:val="0"/>
-              <w:textAlignment w:val="baseline"/>
-            </w:pPr>
-          </w:p>
-        </w:tc>
-      </w:tr>
-      <w:tr>
-        <w:tblPrEx>
-          <w:tblBorders>
-            <w:top w:val="single" w:color="000000" w:sz="4" w:space="0"/>
-            <w:left w:val="single" w:color="000000" w:sz="4" w:space="0"/>
-            <w:bottom w:val="single" w:color="000000" w:sz="4" w:space="0"/>
-            <w:right w:val="single" w:color="000000" w:sz="4" w:space="0"/>
-            <w:insideH w:val="single" w:color="000000" w:sz="4" w:space="0"/>
-            <w:insideV w:val="single" w:color="000000" w:sz="4" w:space="0"/>
-          </w:tblBorders>
-        </w:tblPrEx>
-        <w:trPr>
-          <w:trHeight w:val="438" w:hRule="atLeast"/>
-        </w:trPr>
-        <w:tc>
-          <w:tcPr>
-            <w:tcW w:w="442" w:type="dxa"/>
-          </w:tcPr>
-          <w:p>
-            <w:pPr>
-              <w:pStyle w:val="25"/>
-              <w:keepNext w:val="0"/>
-              <w:keepLines w:val="0"/>
-              <w:pageBreakBefore w:val="0"/>
-              <w:widowControl w:val="0"/>
-              <w:kinsoku w:val="0"/>
-              <w:wordWrap/>
-              <w:overflowPunct/>
-              <w:topLinePunct w:val="0"/>
-              <w:autoSpaceDE w:val="0"/>
-              <w:autoSpaceDN w:val="0"/>
-              <w:bidi w:val="0"/>
-              <w:adjustRightInd w:val="0"/>
-              <w:snapToGrid w:val="0"/>
-              <w:textAlignment w:val="baseline"/>
-            </w:pPr>
-          </w:p>
-        </w:tc>
-        <w:tc>
-          <w:tcPr>
-            <w:tcW w:w="1239" w:type="dxa"/>
-          </w:tcPr>
-          <w:p>
-            <w:pPr>
-              <w:pStyle w:val="25"/>
-              <w:keepNext w:val="0"/>
-              <w:keepLines w:val="0"/>
-              <w:pageBreakBefore w:val="0"/>
-              <w:widowControl w:val="0"/>
-              <w:kinsoku w:val="0"/>
-              <w:wordWrap/>
-              <w:overflowPunct/>
-              <w:topLinePunct w:val="0"/>
-              <w:autoSpaceDE w:val="0"/>
-              <w:autoSpaceDN w:val="0"/>
-              <w:bidi w:val="0"/>
-              <w:adjustRightInd w:val="0"/>
-              <w:snapToGrid w:val="0"/>
-              <w:textAlignment w:val="baseline"/>
-            </w:pPr>
-          </w:p>
-        </w:tc>
-        <w:tc>
-          <w:tcPr>
-            <w:tcW w:w="1219" w:type="dxa"/>
-          </w:tcPr>
-          <w:p>
-            <w:pPr>
-              <w:pStyle w:val="25"/>
-              <w:keepNext w:val="0"/>
-              <w:keepLines w:val="0"/>
-              <w:pageBreakBefore w:val="0"/>
-              <w:widowControl w:val="0"/>
-              <w:kinsoku w:val="0"/>
-              <w:wordWrap/>
-              <w:overflowPunct/>
-              <w:topLinePunct w:val="0"/>
-              <w:autoSpaceDE w:val="0"/>
-              <w:autoSpaceDN w:val="0"/>
-              <w:bidi w:val="0"/>
-              <w:adjustRightInd w:val="0"/>
-              <w:snapToGrid w:val="0"/>
-              <w:textAlignment w:val="baseline"/>
-            </w:pPr>
-          </w:p>
-        </w:tc>
-        <w:tc>
-          <w:tcPr>
-            <w:tcW w:w="500" w:type="dxa"/>
-          </w:tcPr>
-          <w:p>
-            <w:pPr>
-              <w:pStyle w:val="25"/>
-              <w:keepNext w:val="0"/>
-              <w:keepLines w:val="0"/>
-              <w:pageBreakBefore w:val="0"/>
-              <w:widowControl w:val="0"/>
-              <w:kinsoku w:val="0"/>
-              <w:wordWrap/>
-              <w:overflowPunct/>
-              <w:topLinePunct w:val="0"/>
-              <w:autoSpaceDE w:val="0"/>
-              <w:autoSpaceDN w:val="0"/>
-              <w:bidi w:val="0"/>
-              <w:adjustRightInd w:val="0"/>
-              <w:snapToGrid w:val="0"/>
-              <w:textAlignment w:val="baseline"/>
-            </w:pPr>
-          </w:p>
-        </w:tc>
-        <w:tc>
-          <w:tcPr>
-            <w:tcW w:w="939" w:type="dxa"/>
-          </w:tcPr>
-          <w:p>
-            <w:pPr>
-              <w:pStyle w:val="25"/>
-              <w:keepNext w:val="0"/>
-              <w:keepLines w:val="0"/>
-              <w:pageBreakBefore w:val="0"/>
-              <w:widowControl w:val="0"/>
-              <w:kinsoku w:val="0"/>
-              <w:wordWrap/>
-              <w:overflowPunct/>
-              <w:topLinePunct w:val="0"/>
-              <w:autoSpaceDE w:val="0"/>
-              <w:autoSpaceDN w:val="0"/>
-              <w:bidi w:val="0"/>
-              <w:adjustRightInd w:val="0"/>
-              <w:snapToGrid w:val="0"/>
-              <w:textAlignment w:val="baseline"/>
-            </w:pPr>
-          </w:p>
-        </w:tc>
-        <w:tc>
-          <w:tcPr>
-            <w:tcW w:w="927" w:type="dxa"/>
-          </w:tcPr>
-          <w:p>
-            <w:pPr>
-              <w:pStyle w:val="25"/>
-              <w:keepNext w:val="0"/>
-              <w:keepLines w:val="0"/>
-              <w:pageBreakBefore w:val="0"/>
-              <w:widowControl w:val="0"/>
-              <w:kinsoku w:val="0"/>
-              <w:wordWrap/>
-              <w:overflowPunct/>
-              <w:topLinePunct w:val="0"/>
-              <w:autoSpaceDE w:val="0"/>
-              <w:autoSpaceDN w:val="0"/>
-              <w:bidi w:val="0"/>
-              <w:adjustRightInd w:val="0"/>
-              <w:snapToGrid w:val="0"/>
-              <w:textAlignment w:val="baseline"/>
-            </w:pPr>
-          </w:p>
-        </w:tc>
-        <w:tc>
-          <w:tcPr>
-            <w:tcW w:w="632" w:type="dxa"/>
-          </w:tcPr>
-          <w:p>
-            <w:pPr>
-              <w:pStyle w:val="25"/>
-              <w:keepNext w:val="0"/>
-              <w:keepLines w:val="0"/>
-              <w:pageBreakBefore w:val="0"/>
-              <w:widowControl w:val="0"/>
-              <w:kinsoku w:val="0"/>
-              <w:wordWrap/>
-              <w:overflowPunct/>
-              <w:topLinePunct w:val="0"/>
-              <w:autoSpaceDE w:val="0"/>
-              <w:autoSpaceDN w:val="0"/>
-              <w:bidi w:val="0"/>
-              <w:adjustRightInd w:val="0"/>
-              <w:snapToGrid w:val="0"/>
-              <w:textAlignment w:val="baseline"/>
-            </w:pPr>
-          </w:p>
-        </w:tc>
-        <w:tc>
-          <w:tcPr>
-            <w:tcW w:w="659" w:type="dxa"/>
-          </w:tcPr>
-          <w:p>
-            <w:pPr>
-              <w:pStyle w:val="25"/>
-              <w:keepNext w:val="0"/>
-              <w:keepLines w:val="0"/>
-              <w:pageBreakBefore w:val="0"/>
-              <w:widowControl w:val="0"/>
-              <w:kinsoku w:val="0"/>
-              <w:wordWrap/>
-              <w:overflowPunct/>
-              <w:topLinePunct w:val="0"/>
-              <w:autoSpaceDE w:val="0"/>
-              <w:autoSpaceDN w:val="0"/>
-              <w:bidi w:val="0"/>
-              <w:adjustRightInd w:val="0"/>
-              <w:snapToGrid w:val="0"/>
-              <w:textAlignment w:val="baseline"/>
-            </w:pPr>
-          </w:p>
-        </w:tc>
-        <w:tc>
-          <w:tcPr>
-            <w:tcW w:w="659" w:type="dxa"/>
-          </w:tcPr>
-          <w:p>
-            <w:pPr>
-              <w:pStyle w:val="25"/>
-              <w:keepNext w:val="0"/>
-              <w:keepLines w:val="0"/>
-              <w:pageBreakBefore w:val="0"/>
-              <w:widowControl w:val="0"/>
-              <w:kinsoku w:val="0"/>
-              <w:wordWrap/>
-              <w:overflowPunct/>
-              <w:topLinePunct w:val="0"/>
-              <w:autoSpaceDE w:val="0"/>
-              <w:autoSpaceDN w:val="0"/>
-              <w:bidi w:val="0"/>
-              <w:adjustRightInd w:val="0"/>
-              <w:snapToGrid w:val="0"/>
-              <w:textAlignment w:val="baseline"/>
-            </w:pPr>
-          </w:p>
-        </w:tc>
-        <w:tc>
-          <w:tcPr>
-            <w:tcW w:w="659" w:type="dxa"/>
-          </w:tcPr>
-          <w:p>
-            <w:pPr>
-              <w:pStyle w:val="25"/>
-              <w:keepNext w:val="0"/>
-              <w:keepLines w:val="0"/>
-              <w:pageBreakBefore w:val="0"/>
-              <w:widowControl w:val="0"/>
-              <w:kinsoku w:val="0"/>
-              <w:wordWrap/>
-              <w:overflowPunct/>
-              <w:topLinePunct w:val="0"/>
-              <w:autoSpaceDE w:val="0"/>
-              <w:autoSpaceDN w:val="0"/>
-              <w:bidi w:val="0"/>
-              <w:adjustRightInd w:val="0"/>
-              <w:snapToGrid w:val="0"/>
-              <w:textAlignment w:val="baseline"/>
-            </w:pPr>
-          </w:p>
-        </w:tc>
-        <w:tc>
-          <w:tcPr>
-            <w:tcW w:w="660" w:type="dxa"/>
-          </w:tcPr>
-          <w:p>
-            <w:pPr>
-              <w:pStyle w:val="25"/>
-              <w:keepNext w:val="0"/>
-              <w:keepLines w:val="0"/>
-              <w:pageBreakBefore w:val="0"/>
-              <w:widowControl w:val="0"/>
-              <w:kinsoku w:val="0"/>
-              <w:wordWrap/>
-              <w:overflowPunct/>
-              <w:topLinePunct w:val="0"/>
-              <w:autoSpaceDE w:val="0"/>
-              <w:autoSpaceDN w:val="0"/>
-              <w:bidi w:val="0"/>
-              <w:adjustRightInd w:val="0"/>
-              <w:snapToGrid w:val="0"/>
-              <w:textAlignment w:val="baseline"/>
-            </w:pPr>
-          </w:p>
-        </w:tc>
-        <w:tc>
-          <w:tcPr>
-            <w:tcW w:w="660" w:type="dxa"/>
-          </w:tcPr>
-          <w:p>
-            <w:pPr>
-              <w:pStyle w:val="25"/>
-              <w:keepNext w:val="0"/>
-              <w:keepLines w:val="0"/>
-              <w:pageBreakBefore w:val="0"/>
-              <w:widowControl w:val="0"/>
-              <w:kinsoku w:val="0"/>
-              <w:wordWrap/>
-              <w:overflowPunct/>
-              <w:topLinePunct w:val="0"/>
-              <w:autoSpaceDE w:val="0"/>
-              <w:autoSpaceDN w:val="0"/>
-              <w:bidi w:val="0"/>
-              <w:adjustRightInd w:val="0"/>
-              <w:snapToGrid w:val="0"/>
-              <w:textAlignment w:val="baseline"/>
-            </w:pPr>
-          </w:p>
-        </w:tc>
-        <w:tc>
-          <w:tcPr>
-            <w:tcW w:w="660" w:type="dxa"/>
-          </w:tcPr>
-          <w:p>
-            <w:pPr>
-              <w:pStyle w:val="25"/>
-              <w:keepNext w:val="0"/>
-              <w:keepLines w:val="0"/>
-              <w:pageBreakBefore w:val="0"/>
-              <w:widowControl w:val="0"/>
-              <w:kinsoku w:val="0"/>
-              <w:wordWrap/>
-              <w:overflowPunct/>
-              <w:topLinePunct w:val="0"/>
-              <w:autoSpaceDE w:val="0"/>
-              <w:autoSpaceDN w:val="0"/>
-              <w:bidi w:val="0"/>
-              <w:adjustRightInd w:val="0"/>
-              <w:snapToGrid w:val="0"/>
-              <w:textAlignment w:val="baseline"/>
-            </w:pPr>
-          </w:p>
-        </w:tc>
-        <w:tc>
-          <w:tcPr>
-            <w:tcW w:w="659" w:type="dxa"/>
-          </w:tcPr>
-          <w:p>
-            <w:pPr>
-              <w:pStyle w:val="25"/>
-              <w:keepNext w:val="0"/>
-              <w:keepLines w:val="0"/>
-              <w:pageBreakBefore w:val="0"/>
-              <w:widowControl w:val="0"/>
-              <w:kinsoku w:val="0"/>
-              <w:wordWrap/>
-              <w:overflowPunct/>
-              <w:topLinePunct w:val="0"/>
-              <w:autoSpaceDE w:val="0"/>
-              <w:autoSpaceDN w:val="0"/>
-              <w:bidi w:val="0"/>
-              <w:adjustRightInd w:val="0"/>
-              <w:snapToGrid w:val="0"/>
-              <w:textAlignment w:val="baseline"/>
-            </w:pPr>
-          </w:p>
-        </w:tc>
-        <w:tc>
-          <w:tcPr>
-            <w:tcW w:w="660" w:type="dxa"/>
-          </w:tcPr>
-          <w:p>
-            <w:pPr>
-              <w:pStyle w:val="25"/>
-              <w:keepNext w:val="0"/>
-              <w:keepLines w:val="0"/>
-              <w:pageBreakBefore w:val="0"/>
-              <w:widowControl w:val="0"/>
-              <w:kinsoku w:val="0"/>
-              <w:wordWrap/>
-              <w:overflowPunct/>
-              <w:topLinePunct w:val="0"/>
-              <w:autoSpaceDE w:val="0"/>
-              <w:autoSpaceDN w:val="0"/>
-              <w:bidi w:val="0"/>
-              <w:adjustRightInd w:val="0"/>
-              <w:snapToGrid w:val="0"/>
-              <w:textAlignment w:val="baseline"/>
-            </w:pPr>
-          </w:p>
-        </w:tc>
-        <w:tc>
-          <w:tcPr>
-            <w:tcW w:w="660" w:type="dxa"/>
-          </w:tcPr>
-          <w:p>
-            <w:pPr>
-              <w:pStyle w:val="25"/>
-              <w:keepNext w:val="0"/>
-              <w:keepLines w:val="0"/>
-              <w:pageBreakBefore w:val="0"/>
-              <w:widowControl w:val="0"/>
-              <w:kinsoku w:val="0"/>
-              <w:wordWrap/>
-              <w:overflowPunct/>
-              <w:topLinePunct w:val="0"/>
-              <w:autoSpaceDE w:val="0"/>
-              <w:autoSpaceDN w:val="0"/>
-              <w:bidi w:val="0"/>
-              <w:adjustRightInd w:val="0"/>
-              <w:snapToGrid w:val="0"/>
-              <w:textAlignment w:val="baseline"/>
-            </w:pPr>
-          </w:p>
-        </w:tc>
-        <w:tc>
-          <w:tcPr>
-            <w:tcW w:w="798" w:type="dxa"/>
-          </w:tcPr>
-          <w:p>
-            <w:pPr>
-              <w:pStyle w:val="25"/>
-              <w:keepNext w:val="0"/>
-              <w:keepLines w:val="0"/>
-              <w:pageBreakBefore w:val="0"/>
-              <w:widowControl w:val="0"/>
-              <w:kinsoku w:val="0"/>
-              <w:wordWrap/>
-              <w:overflowPunct/>
-              <w:topLinePunct w:val="0"/>
-              <w:autoSpaceDE w:val="0"/>
-              <w:autoSpaceDN w:val="0"/>
-              <w:bidi w:val="0"/>
-              <w:adjustRightInd w:val="0"/>
-              <w:snapToGrid w:val="0"/>
-              <w:textAlignment w:val="baseline"/>
-            </w:pPr>
-          </w:p>
-        </w:tc>
-        <w:tc>
-          <w:tcPr>
-            <w:tcW w:w="688" w:type="dxa"/>
-          </w:tcPr>
-          <w:p>
-            <w:pPr>
-              <w:pStyle w:val="25"/>
-              <w:keepNext w:val="0"/>
-              <w:keepLines w:val="0"/>
-              <w:pageBreakBefore w:val="0"/>
-              <w:widowControl w:val="0"/>
-              <w:kinsoku w:val="0"/>
-              <w:wordWrap/>
-              <w:overflowPunct/>
-              <w:topLinePunct w:val="0"/>
-              <w:autoSpaceDE w:val="0"/>
-              <w:autoSpaceDN w:val="0"/>
-              <w:bidi w:val="0"/>
-              <w:adjustRightInd w:val="0"/>
-              <w:snapToGrid w:val="0"/>
-              <w:textAlignment w:val="baseline"/>
-            </w:pPr>
-          </w:p>
-        </w:tc>
-        <w:tc>
-          <w:tcPr>
-            <w:tcW w:w="733" w:type="dxa"/>
-          </w:tcPr>
-          <w:p>
-            <w:pPr>
-              <w:pStyle w:val="25"/>
-              <w:keepNext w:val="0"/>
-              <w:keepLines w:val="0"/>
-              <w:pageBreakBefore w:val="0"/>
-              <w:widowControl w:val="0"/>
-              <w:kinsoku w:val="0"/>
-              <w:wordWrap/>
-              <w:overflowPunct/>
-              <w:topLinePunct w:val="0"/>
-              <w:autoSpaceDE w:val="0"/>
-              <w:autoSpaceDN w:val="0"/>
-              <w:bidi w:val="0"/>
-              <w:adjustRightInd w:val="0"/>
-              <w:snapToGrid w:val="0"/>
-              <w:textAlignment w:val="baseline"/>
-            </w:pPr>
-          </w:p>
-        </w:tc>
-      </w:tr>
-      <w:tr>
-        <w:tblPrEx>
-          <w:tblBorders>
-            <w:top w:val="single" w:color="000000" w:sz="4" w:space="0"/>
-            <w:left w:val="single" w:color="000000" w:sz="4" w:space="0"/>
-            <w:bottom w:val="single" w:color="000000" w:sz="4" w:space="0"/>
-            <w:right w:val="single" w:color="000000" w:sz="4" w:space="0"/>
-            <w:insideH w:val="single" w:color="000000" w:sz="4" w:space="0"/>
-            <w:insideV w:val="single" w:color="000000" w:sz="4" w:space="0"/>
-          </w:tblBorders>
+          <w:tblCellMar>
+            <w:top w:w="0" w:type="dxa"/>
+            <w:left w:w="0" w:type="dxa"/>
+            <w:bottom w:w="0" w:type="dxa"/>
+            <w:right w:w="0" w:type="dxa"/>
+          </w:tblCellMar>
         </w:tblPrEx>
         <w:trPr>
           <w:trHeight w:val="438" w:hRule="atLeast"/>
@@ -15946,6 +15010,12 @@
             <w:insideH w:val="single" w:color="000000" w:sz="4" w:space="0"/>
             <w:insideV w:val="single" w:color="000000" w:sz="4" w:space="0"/>
           </w:tblBorders>
+          <w:tblCellMar>
+            <w:top w:w="0" w:type="dxa"/>
+            <w:left w:w="0" w:type="dxa"/>
+            <w:bottom w:w="0" w:type="dxa"/>
+            <w:right w:w="0" w:type="dxa"/>
+          </w:tblCellMar>
         </w:tblPrEx>
         <w:trPr>
           <w:trHeight w:val="438" w:hRule="atLeast"/>
@@ -16417,6 +15487,12 @@
             <w:insideH w:val="single" w:color="000000" w:sz="4" w:space="0"/>
             <w:insideV w:val="single" w:color="000000" w:sz="4" w:space="0"/>
           </w:tblBorders>
+          <w:tblCellMar>
+            <w:top w:w="0" w:type="dxa"/>
+            <w:left w:w="0" w:type="dxa"/>
+            <w:bottom w:w="0" w:type="dxa"/>
+            <w:right w:w="0" w:type="dxa"/>
+          </w:tblCellMar>
         </w:tblPrEx>
         <w:trPr>
           <w:trHeight w:val="438" w:hRule="atLeast"/>
@@ -16888,6 +15964,12 @@
             <w:insideH w:val="single" w:color="000000" w:sz="4" w:space="0"/>
             <w:insideV w:val="single" w:color="000000" w:sz="4" w:space="0"/>
           </w:tblBorders>
+          <w:tblCellMar>
+            <w:top w:w="0" w:type="dxa"/>
+            <w:left w:w="0" w:type="dxa"/>
+            <w:bottom w:w="0" w:type="dxa"/>
+            <w:right w:w="0" w:type="dxa"/>
+          </w:tblCellMar>
         </w:tblPrEx>
         <w:trPr>
           <w:trHeight w:val="438" w:hRule="atLeast"/>
@@ -17359,9 +16441,15 @@
             <w:insideH w:val="single" w:color="000000" w:sz="4" w:space="0"/>
             <w:insideV w:val="single" w:color="000000" w:sz="4" w:space="0"/>
           </w:tblBorders>
+          <w:tblCellMar>
+            <w:top w:w="0" w:type="dxa"/>
+            <w:left w:w="0" w:type="dxa"/>
+            <w:bottom w:w="0" w:type="dxa"/>
+            <w:right w:w="0" w:type="dxa"/>
+          </w:tblCellMar>
         </w:tblPrEx>
         <w:trPr>
-          <w:trHeight w:val="439" w:hRule="atLeast"/>
+          <w:trHeight w:val="438" w:hRule="atLeast"/>
         </w:trPr>
         <w:tc>
           <w:tcPr>
@@ -17830,6 +16918,966 @@
             <w:insideH w:val="single" w:color="000000" w:sz="4" w:space="0"/>
             <w:insideV w:val="single" w:color="000000" w:sz="4" w:space="0"/>
           </w:tblBorders>
+          <w:tblCellMar>
+            <w:top w:w="0" w:type="dxa"/>
+            <w:left w:w="0" w:type="dxa"/>
+            <w:bottom w:w="0" w:type="dxa"/>
+            <w:right w:w="0" w:type="dxa"/>
+          </w:tblCellMar>
+        </w:tblPrEx>
+        <w:trPr>
+          <w:trHeight w:val="438" w:hRule="atLeast"/>
+        </w:trPr>
+        <w:tc>
+          <w:tcPr>
+            <w:tcW w:w="442" w:type="dxa"/>
+          </w:tcPr>
+          <w:p>
+            <w:pPr>
+              <w:pStyle w:val="25"/>
+              <w:keepNext w:val="0"/>
+              <w:keepLines w:val="0"/>
+              <w:pageBreakBefore w:val="0"/>
+              <w:widowControl w:val="0"/>
+              <w:kinsoku w:val="0"/>
+              <w:wordWrap/>
+              <w:overflowPunct/>
+              <w:topLinePunct w:val="0"/>
+              <w:autoSpaceDE w:val="0"/>
+              <w:autoSpaceDN w:val="0"/>
+              <w:bidi w:val="0"/>
+              <w:adjustRightInd w:val="0"/>
+              <w:snapToGrid w:val="0"/>
+              <w:textAlignment w:val="baseline"/>
+            </w:pPr>
+          </w:p>
+        </w:tc>
+        <w:tc>
+          <w:tcPr>
+            <w:tcW w:w="1239" w:type="dxa"/>
+          </w:tcPr>
+          <w:p>
+            <w:pPr>
+              <w:pStyle w:val="25"/>
+              <w:keepNext w:val="0"/>
+              <w:keepLines w:val="0"/>
+              <w:pageBreakBefore w:val="0"/>
+              <w:widowControl w:val="0"/>
+              <w:kinsoku w:val="0"/>
+              <w:wordWrap/>
+              <w:overflowPunct/>
+              <w:topLinePunct w:val="0"/>
+              <w:autoSpaceDE w:val="0"/>
+              <w:autoSpaceDN w:val="0"/>
+              <w:bidi w:val="0"/>
+              <w:adjustRightInd w:val="0"/>
+              <w:snapToGrid w:val="0"/>
+              <w:textAlignment w:val="baseline"/>
+            </w:pPr>
+          </w:p>
+        </w:tc>
+        <w:tc>
+          <w:tcPr>
+            <w:tcW w:w="1219" w:type="dxa"/>
+          </w:tcPr>
+          <w:p>
+            <w:pPr>
+              <w:pStyle w:val="25"/>
+              <w:keepNext w:val="0"/>
+              <w:keepLines w:val="0"/>
+              <w:pageBreakBefore w:val="0"/>
+              <w:widowControl w:val="0"/>
+              <w:kinsoku w:val="0"/>
+              <w:wordWrap/>
+              <w:overflowPunct/>
+              <w:topLinePunct w:val="0"/>
+              <w:autoSpaceDE w:val="0"/>
+              <w:autoSpaceDN w:val="0"/>
+              <w:bidi w:val="0"/>
+              <w:adjustRightInd w:val="0"/>
+              <w:snapToGrid w:val="0"/>
+              <w:textAlignment w:val="baseline"/>
+            </w:pPr>
+          </w:p>
+        </w:tc>
+        <w:tc>
+          <w:tcPr>
+            <w:tcW w:w="500" w:type="dxa"/>
+          </w:tcPr>
+          <w:p>
+            <w:pPr>
+              <w:pStyle w:val="25"/>
+              <w:keepNext w:val="0"/>
+              <w:keepLines w:val="0"/>
+              <w:pageBreakBefore w:val="0"/>
+              <w:widowControl w:val="0"/>
+              <w:kinsoku w:val="0"/>
+              <w:wordWrap/>
+              <w:overflowPunct/>
+              <w:topLinePunct w:val="0"/>
+              <w:autoSpaceDE w:val="0"/>
+              <w:autoSpaceDN w:val="0"/>
+              <w:bidi w:val="0"/>
+              <w:adjustRightInd w:val="0"/>
+              <w:snapToGrid w:val="0"/>
+              <w:textAlignment w:val="baseline"/>
+            </w:pPr>
+          </w:p>
+        </w:tc>
+        <w:tc>
+          <w:tcPr>
+            <w:tcW w:w="939" w:type="dxa"/>
+          </w:tcPr>
+          <w:p>
+            <w:pPr>
+              <w:pStyle w:val="25"/>
+              <w:keepNext w:val="0"/>
+              <w:keepLines w:val="0"/>
+              <w:pageBreakBefore w:val="0"/>
+              <w:widowControl w:val="0"/>
+              <w:kinsoku w:val="0"/>
+              <w:wordWrap/>
+              <w:overflowPunct/>
+              <w:topLinePunct w:val="0"/>
+              <w:autoSpaceDE w:val="0"/>
+              <w:autoSpaceDN w:val="0"/>
+              <w:bidi w:val="0"/>
+              <w:adjustRightInd w:val="0"/>
+              <w:snapToGrid w:val="0"/>
+              <w:textAlignment w:val="baseline"/>
+            </w:pPr>
+          </w:p>
+        </w:tc>
+        <w:tc>
+          <w:tcPr>
+            <w:tcW w:w="927" w:type="dxa"/>
+          </w:tcPr>
+          <w:p>
+            <w:pPr>
+              <w:pStyle w:val="25"/>
+              <w:keepNext w:val="0"/>
+              <w:keepLines w:val="0"/>
+              <w:pageBreakBefore w:val="0"/>
+              <w:widowControl w:val="0"/>
+              <w:kinsoku w:val="0"/>
+              <w:wordWrap/>
+              <w:overflowPunct/>
+              <w:topLinePunct w:val="0"/>
+              <w:autoSpaceDE w:val="0"/>
+              <w:autoSpaceDN w:val="0"/>
+              <w:bidi w:val="0"/>
+              <w:adjustRightInd w:val="0"/>
+              <w:snapToGrid w:val="0"/>
+              <w:textAlignment w:val="baseline"/>
+            </w:pPr>
+          </w:p>
+        </w:tc>
+        <w:tc>
+          <w:tcPr>
+            <w:tcW w:w="632" w:type="dxa"/>
+          </w:tcPr>
+          <w:p>
+            <w:pPr>
+              <w:pStyle w:val="25"/>
+              <w:keepNext w:val="0"/>
+              <w:keepLines w:val="0"/>
+              <w:pageBreakBefore w:val="0"/>
+              <w:widowControl w:val="0"/>
+              <w:kinsoku w:val="0"/>
+              <w:wordWrap/>
+              <w:overflowPunct/>
+              <w:topLinePunct w:val="0"/>
+              <w:autoSpaceDE w:val="0"/>
+              <w:autoSpaceDN w:val="0"/>
+              <w:bidi w:val="0"/>
+              <w:adjustRightInd w:val="0"/>
+              <w:snapToGrid w:val="0"/>
+              <w:textAlignment w:val="baseline"/>
+            </w:pPr>
+          </w:p>
+        </w:tc>
+        <w:tc>
+          <w:tcPr>
+            <w:tcW w:w="659" w:type="dxa"/>
+          </w:tcPr>
+          <w:p>
+            <w:pPr>
+              <w:pStyle w:val="25"/>
+              <w:keepNext w:val="0"/>
+              <w:keepLines w:val="0"/>
+              <w:pageBreakBefore w:val="0"/>
+              <w:widowControl w:val="0"/>
+              <w:kinsoku w:val="0"/>
+              <w:wordWrap/>
+              <w:overflowPunct/>
+              <w:topLinePunct w:val="0"/>
+              <w:autoSpaceDE w:val="0"/>
+              <w:autoSpaceDN w:val="0"/>
+              <w:bidi w:val="0"/>
+              <w:adjustRightInd w:val="0"/>
+              <w:snapToGrid w:val="0"/>
+              <w:textAlignment w:val="baseline"/>
+            </w:pPr>
+          </w:p>
+        </w:tc>
+        <w:tc>
+          <w:tcPr>
+            <w:tcW w:w="659" w:type="dxa"/>
+          </w:tcPr>
+          <w:p>
+            <w:pPr>
+              <w:pStyle w:val="25"/>
+              <w:keepNext w:val="0"/>
+              <w:keepLines w:val="0"/>
+              <w:pageBreakBefore w:val="0"/>
+              <w:widowControl w:val="0"/>
+              <w:kinsoku w:val="0"/>
+              <w:wordWrap/>
+              <w:overflowPunct/>
+              <w:topLinePunct w:val="0"/>
+              <w:autoSpaceDE w:val="0"/>
+              <w:autoSpaceDN w:val="0"/>
+              <w:bidi w:val="0"/>
+              <w:adjustRightInd w:val="0"/>
+              <w:snapToGrid w:val="0"/>
+              <w:textAlignment w:val="baseline"/>
+            </w:pPr>
+          </w:p>
+        </w:tc>
+        <w:tc>
+          <w:tcPr>
+            <w:tcW w:w="659" w:type="dxa"/>
+          </w:tcPr>
+          <w:p>
+            <w:pPr>
+              <w:pStyle w:val="25"/>
+              <w:keepNext w:val="0"/>
+              <w:keepLines w:val="0"/>
+              <w:pageBreakBefore w:val="0"/>
+              <w:widowControl w:val="0"/>
+              <w:kinsoku w:val="0"/>
+              <w:wordWrap/>
+              <w:overflowPunct/>
+              <w:topLinePunct w:val="0"/>
+              <w:autoSpaceDE w:val="0"/>
+              <w:autoSpaceDN w:val="0"/>
+              <w:bidi w:val="0"/>
+              <w:adjustRightInd w:val="0"/>
+              <w:snapToGrid w:val="0"/>
+              <w:textAlignment w:val="baseline"/>
+            </w:pPr>
+          </w:p>
+        </w:tc>
+        <w:tc>
+          <w:tcPr>
+            <w:tcW w:w="660" w:type="dxa"/>
+          </w:tcPr>
+          <w:p>
+            <w:pPr>
+              <w:pStyle w:val="25"/>
+              <w:keepNext w:val="0"/>
+              <w:keepLines w:val="0"/>
+              <w:pageBreakBefore w:val="0"/>
+              <w:widowControl w:val="0"/>
+              <w:kinsoku w:val="0"/>
+              <w:wordWrap/>
+              <w:overflowPunct/>
+              <w:topLinePunct w:val="0"/>
+              <w:autoSpaceDE w:val="0"/>
+              <w:autoSpaceDN w:val="0"/>
+              <w:bidi w:val="0"/>
+              <w:adjustRightInd w:val="0"/>
+              <w:snapToGrid w:val="0"/>
+              <w:textAlignment w:val="baseline"/>
+            </w:pPr>
+          </w:p>
+        </w:tc>
+        <w:tc>
+          <w:tcPr>
+            <w:tcW w:w="660" w:type="dxa"/>
+          </w:tcPr>
+          <w:p>
+            <w:pPr>
+              <w:pStyle w:val="25"/>
+              <w:keepNext w:val="0"/>
+              <w:keepLines w:val="0"/>
+              <w:pageBreakBefore w:val="0"/>
+              <w:widowControl w:val="0"/>
+              <w:kinsoku w:val="0"/>
+              <w:wordWrap/>
+              <w:overflowPunct/>
+              <w:topLinePunct w:val="0"/>
+              <w:autoSpaceDE w:val="0"/>
+              <w:autoSpaceDN w:val="0"/>
+              <w:bidi w:val="0"/>
+              <w:adjustRightInd w:val="0"/>
+              <w:snapToGrid w:val="0"/>
+              <w:textAlignment w:val="baseline"/>
+            </w:pPr>
+          </w:p>
+        </w:tc>
+        <w:tc>
+          <w:tcPr>
+            <w:tcW w:w="660" w:type="dxa"/>
+          </w:tcPr>
+          <w:p>
+            <w:pPr>
+              <w:pStyle w:val="25"/>
+              <w:keepNext w:val="0"/>
+              <w:keepLines w:val="0"/>
+              <w:pageBreakBefore w:val="0"/>
+              <w:widowControl w:val="0"/>
+              <w:kinsoku w:val="0"/>
+              <w:wordWrap/>
+              <w:overflowPunct/>
+              <w:topLinePunct w:val="0"/>
+              <w:autoSpaceDE w:val="0"/>
+              <w:autoSpaceDN w:val="0"/>
+              <w:bidi w:val="0"/>
+              <w:adjustRightInd w:val="0"/>
+              <w:snapToGrid w:val="0"/>
+              <w:textAlignment w:val="baseline"/>
+            </w:pPr>
+          </w:p>
+        </w:tc>
+        <w:tc>
+          <w:tcPr>
+            <w:tcW w:w="659" w:type="dxa"/>
+          </w:tcPr>
+          <w:p>
+            <w:pPr>
+              <w:pStyle w:val="25"/>
+              <w:keepNext w:val="0"/>
+              <w:keepLines w:val="0"/>
+              <w:pageBreakBefore w:val="0"/>
+              <w:widowControl w:val="0"/>
+              <w:kinsoku w:val="0"/>
+              <w:wordWrap/>
+              <w:overflowPunct/>
+              <w:topLinePunct w:val="0"/>
+              <w:autoSpaceDE w:val="0"/>
+              <w:autoSpaceDN w:val="0"/>
+              <w:bidi w:val="0"/>
+              <w:adjustRightInd w:val="0"/>
+              <w:snapToGrid w:val="0"/>
+              <w:textAlignment w:val="baseline"/>
+            </w:pPr>
+          </w:p>
+        </w:tc>
+        <w:tc>
+          <w:tcPr>
+            <w:tcW w:w="660" w:type="dxa"/>
+          </w:tcPr>
+          <w:p>
+            <w:pPr>
+              <w:pStyle w:val="25"/>
+              <w:keepNext w:val="0"/>
+              <w:keepLines w:val="0"/>
+              <w:pageBreakBefore w:val="0"/>
+              <w:widowControl w:val="0"/>
+              <w:kinsoku w:val="0"/>
+              <w:wordWrap/>
+              <w:overflowPunct/>
+              <w:topLinePunct w:val="0"/>
+              <w:autoSpaceDE w:val="0"/>
+              <w:autoSpaceDN w:val="0"/>
+              <w:bidi w:val="0"/>
+              <w:adjustRightInd w:val="0"/>
+              <w:snapToGrid w:val="0"/>
+              <w:textAlignment w:val="baseline"/>
+            </w:pPr>
+          </w:p>
+        </w:tc>
+        <w:tc>
+          <w:tcPr>
+            <w:tcW w:w="660" w:type="dxa"/>
+          </w:tcPr>
+          <w:p>
+            <w:pPr>
+              <w:pStyle w:val="25"/>
+              <w:keepNext w:val="0"/>
+              <w:keepLines w:val="0"/>
+              <w:pageBreakBefore w:val="0"/>
+              <w:widowControl w:val="0"/>
+              <w:kinsoku w:val="0"/>
+              <w:wordWrap/>
+              <w:overflowPunct/>
+              <w:topLinePunct w:val="0"/>
+              <w:autoSpaceDE w:val="0"/>
+              <w:autoSpaceDN w:val="0"/>
+              <w:bidi w:val="0"/>
+              <w:adjustRightInd w:val="0"/>
+              <w:snapToGrid w:val="0"/>
+              <w:textAlignment w:val="baseline"/>
+            </w:pPr>
+          </w:p>
+        </w:tc>
+        <w:tc>
+          <w:tcPr>
+            <w:tcW w:w="798" w:type="dxa"/>
+          </w:tcPr>
+          <w:p>
+            <w:pPr>
+              <w:pStyle w:val="25"/>
+              <w:keepNext w:val="0"/>
+              <w:keepLines w:val="0"/>
+              <w:pageBreakBefore w:val="0"/>
+              <w:widowControl w:val="0"/>
+              <w:kinsoku w:val="0"/>
+              <w:wordWrap/>
+              <w:overflowPunct/>
+              <w:topLinePunct w:val="0"/>
+              <w:autoSpaceDE w:val="0"/>
+              <w:autoSpaceDN w:val="0"/>
+              <w:bidi w:val="0"/>
+              <w:adjustRightInd w:val="0"/>
+              <w:snapToGrid w:val="0"/>
+              <w:textAlignment w:val="baseline"/>
+            </w:pPr>
+          </w:p>
+        </w:tc>
+        <w:tc>
+          <w:tcPr>
+            <w:tcW w:w="688" w:type="dxa"/>
+          </w:tcPr>
+          <w:p>
+            <w:pPr>
+              <w:pStyle w:val="25"/>
+              <w:keepNext w:val="0"/>
+              <w:keepLines w:val="0"/>
+              <w:pageBreakBefore w:val="0"/>
+              <w:widowControl w:val="0"/>
+              <w:kinsoku w:val="0"/>
+              <w:wordWrap/>
+              <w:overflowPunct/>
+              <w:topLinePunct w:val="0"/>
+              <w:autoSpaceDE w:val="0"/>
+              <w:autoSpaceDN w:val="0"/>
+              <w:bidi w:val="0"/>
+              <w:adjustRightInd w:val="0"/>
+              <w:snapToGrid w:val="0"/>
+              <w:textAlignment w:val="baseline"/>
+            </w:pPr>
+          </w:p>
+        </w:tc>
+        <w:tc>
+          <w:tcPr>
+            <w:tcW w:w="733" w:type="dxa"/>
+          </w:tcPr>
+          <w:p>
+            <w:pPr>
+              <w:pStyle w:val="25"/>
+              <w:keepNext w:val="0"/>
+              <w:keepLines w:val="0"/>
+              <w:pageBreakBefore w:val="0"/>
+              <w:widowControl w:val="0"/>
+              <w:kinsoku w:val="0"/>
+              <w:wordWrap/>
+              <w:overflowPunct/>
+              <w:topLinePunct w:val="0"/>
+              <w:autoSpaceDE w:val="0"/>
+              <w:autoSpaceDN w:val="0"/>
+              <w:bidi w:val="0"/>
+              <w:adjustRightInd w:val="0"/>
+              <w:snapToGrid w:val="0"/>
+              <w:textAlignment w:val="baseline"/>
+            </w:pPr>
+          </w:p>
+        </w:tc>
+      </w:tr>
+      <w:tr>
+        <w:tblPrEx>
+          <w:tblBorders>
+            <w:top w:val="single" w:color="000000" w:sz="4" w:space="0"/>
+            <w:left w:val="single" w:color="000000" w:sz="4" w:space="0"/>
+            <w:bottom w:val="single" w:color="000000" w:sz="4" w:space="0"/>
+            <w:right w:val="single" w:color="000000" w:sz="4" w:space="0"/>
+            <w:insideH w:val="single" w:color="000000" w:sz="4" w:space="0"/>
+            <w:insideV w:val="single" w:color="000000" w:sz="4" w:space="0"/>
+          </w:tblBorders>
+          <w:tblCellMar>
+            <w:top w:w="0" w:type="dxa"/>
+            <w:left w:w="0" w:type="dxa"/>
+            <w:bottom w:w="0" w:type="dxa"/>
+            <w:right w:w="0" w:type="dxa"/>
+          </w:tblCellMar>
+        </w:tblPrEx>
+        <w:trPr>
+          <w:trHeight w:val="439" w:hRule="atLeast"/>
+        </w:trPr>
+        <w:tc>
+          <w:tcPr>
+            <w:tcW w:w="442" w:type="dxa"/>
+          </w:tcPr>
+          <w:p>
+            <w:pPr>
+              <w:pStyle w:val="25"/>
+              <w:keepNext w:val="0"/>
+              <w:keepLines w:val="0"/>
+              <w:pageBreakBefore w:val="0"/>
+              <w:widowControl w:val="0"/>
+              <w:kinsoku w:val="0"/>
+              <w:wordWrap/>
+              <w:overflowPunct/>
+              <w:topLinePunct w:val="0"/>
+              <w:autoSpaceDE w:val="0"/>
+              <w:autoSpaceDN w:val="0"/>
+              <w:bidi w:val="0"/>
+              <w:adjustRightInd w:val="0"/>
+              <w:snapToGrid w:val="0"/>
+              <w:textAlignment w:val="baseline"/>
+            </w:pPr>
+          </w:p>
+        </w:tc>
+        <w:tc>
+          <w:tcPr>
+            <w:tcW w:w="1239" w:type="dxa"/>
+          </w:tcPr>
+          <w:p>
+            <w:pPr>
+              <w:pStyle w:val="25"/>
+              <w:keepNext w:val="0"/>
+              <w:keepLines w:val="0"/>
+              <w:pageBreakBefore w:val="0"/>
+              <w:widowControl w:val="0"/>
+              <w:kinsoku w:val="0"/>
+              <w:wordWrap/>
+              <w:overflowPunct/>
+              <w:topLinePunct w:val="0"/>
+              <w:autoSpaceDE w:val="0"/>
+              <w:autoSpaceDN w:val="0"/>
+              <w:bidi w:val="0"/>
+              <w:adjustRightInd w:val="0"/>
+              <w:snapToGrid w:val="0"/>
+              <w:textAlignment w:val="baseline"/>
+            </w:pPr>
+          </w:p>
+        </w:tc>
+        <w:tc>
+          <w:tcPr>
+            <w:tcW w:w="1219" w:type="dxa"/>
+          </w:tcPr>
+          <w:p>
+            <w:pPr>
+              <w:pStyle w:val="25"/>
+              <w:keepNext w:val="0"/>
+              <w:keepLines w:val="0"/>
+              <w:pageBreakBefore w:val="0"/>
+              <w:widowControl w:val="0"/>
+              <w:kinsoku w:val="0"/>
+              <w:wordWrap/>
+              <w:overflowPunct/>
+              <w:topLinePunct w:val="0"/>
+              <w:autoSpaceDE w:val="0"/>
+              <w:autoSpaceDN w:val="0"/>
+              <w:bidi w:val="0"/>
+              <w:adjustRightInd w:val="0"/>
+              <w:snapToGrid w:val="0"/>
+              <w:textAlignment w:val="baseline"/>
+            </w:pPr>
+          </w:p>
+        </w:tc>
+        <w:tc>
+          <w:tcPr>
+            <w:tcW w:w="500" w:type="dxa"/>
+          </w:tcPr>
+          <w:p>
+            <w:pPr>
+              <w:pStyle w:val="25"/>
+              <w:keepNext w:val="0"/>
+              <w:keepLines w:val="0"/>
+              <w:pageBreakBefore w:val="0"/>
+              <w:widowControl w:val="0"/>
+              <w:kinsoku w:val="0"/>
+              <w:wordWrap/>
+              <w:overflowPunct/>
+              <w:topLinePunct w:val="0"/>
+              <w:autoSpaceDE w:val="0"/>
+              <w:autoSpaceDN w:val="0"/>
+              <w:bidi w:val="0"/>
+              <w:adjustRightInd w:val="0"/>
+              <w:snapToGrid w:val="0"/>
+              <w:textAlignment w:val="baseline"/>
+            </w:pPr>
+          </w:p>
+        </w:tc>
+        <w:tc>
+          <w:tcPr>
+            <w:tcW w:w="939" w:type="dxa"/>
+          </w:tcPr>
+          <w:p>
+            <w:pPr>
+              <w:pStyle w:val="25"/>
+              <w:keepNext w:val="0"/>
+              <w:keepLines w:val="0"/>
+              <w:pageBreakBefore w:val="0"/>
+              <w:widowControl w:val="0"/>
+              <w:kinsoku w:val="0"/>
+              <w:wordWrap/>
+              <w:overflowPunct/>
+              <w:topLinePunct w:val="0"/>
+              <w:autoSpaceDE w:val="0"/>
+              <w:autoSpaceDN w:val="0"/>
+              <w:bidi w:val="0"/>
+              <w:adjustRightInd w:val="0"/>
+              <w:snapToGrid w:val="0"/>
+              <w:textAlignment w:val="baseline"/>
+            </w:pPr>
+          </w:p>
+        </w:tc>
+        <w:tc>
+          <w:tcPr>
+            <w:tcW w:w="927" w:type="dxa"/>
+          </w:tcPr>
+          <w:p>
+            <w:pPr>
+              <w:pStyle w:val="25"/>
+              <w:keepNext w:val="0"/>
+              <w:keepLines w:val="0"/>
+              <w:pageBreakBefore w:val="0"/>
+              <w:widowControl w:val="0"/>
+              <w:kinsoku w:val="0"/>
+              <w:wordWrap/>
+              <w:overflowPunct/>
+              <w:topLinePunct w:val="0"/>
+              <w:autoSpaceDE w:val="0"/>
+              <w:autoSpaceDN w:val="0"/>
+              <w:bidi w:val="0"/>
+              <w:adjustRightInd w:val="0"/>
+              <w:snapToGrid w:val="0"/>
+              <w:textAlignment w:val="baseline"/>
+            </w:pPr>
+          </w:p>
+        </w:tc>
+        <w:tc>
+          <w:tcPr>
+            <w:tcW w:w="632" w:type="dxa"/>
+          </w:tcPr>
+          <w:p>
+            <w:pPr>
+              <w:pStyle w:val="25"/>
+              <w:keepNext w:val="0"/>
+              <w:keepLines w:val="0"/>
+              <w:pageBreakBefore w:val="0"/>
+              <w:widowControl w:val="0"/>
+              <w:kinsoku w:val="0"/>
+              <w:wordWrap/>
+              <w:overflowPunct/>
+              <w:topLinePunct w:val="0"/>
+              <w:autoSpaceDE w:val="0"/>
+              <w:autoSpaceDN w:val="0"/>
+              <w:bidi w:val="0"/>
+              <w:adjustRightInd w:val="0"/>
+              <w:snapToGrid w:val="0"/>
+              <w:textAlignment w:val="baseline"/>
+            </w:pPr>
+          </w:p>
+        </w:tc>
+        <w:tc>
+          <w:tcPr>
+            <w:tcW w:w="659" w:type="dxa"/>
+          </w:tcPr>
+          <w:p>
+            <w:pPr>
+              <w:pStyle w:val="25"/>
+              <w:keepNext w:val="0"/>
+              <w:keepLines w:val="0"/>
+              <w:pageBreakBefore w:val="0"/>
+              <w:widowControl w:val="0"/>
+              <w:kinsoku w:val="0"/>
+              <w:wordWrap/>
+              <w:overflowPunct/>
+              <w:topLinePunct w:val="0"/>
+              <w:autoSpaceDE w:val="0"/>
+              <w:autoSpaceDN w:val="0"/>
+              <w:bidi w:val="0"/>
+              <w:adjustRightInd w:val="0"/>
+              <w:snapToGrid w:val="0"/>
+              <w:textAlignment w:val="baseline"/>
+            </w:pPr>
+          </w:p>
+        </w:tc>
+        <w:tc>
+          <w:tcPr>
+            <w:tcW w:w="659" w:type="dxa"/>
+          </w:tcPr>
+          <w:p>
+            <w:pPr>
+              <w:pStyle w:val="25"/>
+              <w:keepNext w:val="0"/>
+              <w:keepLines w:val="0"/>
+              <w:pageBreakBefore w:val="0"/>
+              <w:widowControl w:val="0"/>
+              <w:kinsoku w:val="0"/>
+              <w:wordWrap/>
+              <w:overflowPunct/>
+              <w:topLinePunct w:val="0"/>
+              <w:autoSpaceDE w:val="0"/>
+              <w:autoSpaceDN w:val="0"/>
+              <w:bidi w:val="0"/>
+              <w:adjustRightInd w:val="0"/>
+              <w:snapToGrid w:val="0"/>
+              <w:textAlignment w:val="baseline"/>
+            </w:pPr>
+          </w:p>
+        </w:tc>
+        <w:tc>
+          <w:tcPr>
+            <w:tcW w:w="659" w:type="dxa"/>
+          </w:tcPr>
+          <w:p>
+            <w:pPr>
+              <w:pStyle w:val="25"/>
+              <w:keepNext w:val="0"/>
+              <w:keepLines w:val="0"/>
+              <w:pageBreakBefore w:val="0"/>
+              <w:widowControl w:val="0"/>
+              <w:kinsoku w:val="0"/>
+              <w:wordWrap/>
+              <w:overflowPunct/>
+              <w:topLinePunct w:val="0"/>
+              <w:autoSpaceDE w:val="0"/>
+              <w:autoSpaceDN w:val="0"/>
+              <w:bidi w:val="0"/>
+              <w:adjustRightInd w:val="0"/>
+              <w:snapToGrid w:val="0"/>
+              <w:textAlignment w:val="baseline"/>
+            </w:pPr>
+          </w:p>
+        </w:tc>
+        <w:tc>
+          <w:tcPr>
+            <w:tcW w:w="660" w:type="dxa"/>
+          </w:tcPr>
+          <w:p>
+            <w:pPr>
+              <w:pStyle w:val="25"/>
+              <w:keepNext w:val="0"/>
+              <w:keepLines w:val="0"/>
+              <w:pageBreakBefore w:val="0"/>
+              <w:widowControl w:val="0"/>
+              <w:kinsoku w:val="0"/>
+              <w:wordWrap/>
+              <w:overflowPunct/>
+              <w:topLinePunct w:val="0"/>
+              <w:autoSpaceDE w:val="0"/>
+              <w:autoSpaceDN w:val="0"/>
+              <w:bidi w:val="0"/>
+              <w:adjustRightInd w:val="0"/>
+              <w:snapToGrid w:val="0"/>
+              <w:textAlignment w:val="baseline"/>
+            </w:pPr>
+          </w:p>
+        </w:tc>
+        <w:tc>
+          <w:tcPr>
+            <w:tcW w:w="660" w:type="dxa"/>
+          </w:tcPr>
+          <w:p>
+            <w:pPr>
+              <w:pStyle w:val="25"/>
+              <w:keepNext w:val="0"/>
+              <w:keepLines w:val="0"/>
+              <w:pageBreakBefore w:val="0"/>
+              <w:widowControl w:val="0"/>
+              <w:kinsoku w:val="0"/>
+              <w:wordWrap/>
+              <w:overflowPunct/>
+              <w:topLinePunct w:val="0"/>
+              <w:autoSpaceDE w:val="0"/>
+              <w:autoSpaceDN w:val="0"/>
+              <w:bidi w:val="0"/>
+              <w:adjustRightInd w:val="0"/>
+              <w:snapToGrid w:val="0"/>
+              <w:textAlignment w:val="baseline"/>
+            </w:pPr>
+          </w:p>
+        </w:tc>
+        <w:tc>
+          <w:tcPr>
+            <w:tcW w:w="660" w:type="dxa"/>
+          </w:tcPr>
+          <w:p>
+            <w:pPr>
+              <w:pStyle w:val="25"/>
+              <w:keepNext w:val="0"/>
+              <w:keepLines w:val="0"/>
+              <w:pageBreakBefore w:val="0"/>
+              <w:widowControl w:val="0"/>
+              <w:kinsoku w:val="0"/>
+              <w:wordWrap/>
+              <w:overflowPunct/>
+              <w:topLinePunct w:val="0"/>
+              <w:autoSpaceDE w:val="0"/>
+              <w:autoSpaceDN w:val="0"/>
+              <w:bidi w:val="0"/>
+              <w:adjustRightInd w:val="0"/>
+              <w:snapToGrid w:val="0"/>
+              <w:textAlignment w:val="baseline"/>
+            </w:pPr>
+          </w:p>
+        </w:tc>
+        <w:tc>
+          <w:tcPr>
+            <w:tcW w:w="659" w:type="dxa"/>
+          </w:tcPr>
+          <w:p>
+            <w:pPr>
+              <w:pStyle w:val="25"/>
+              <w:keepNext w:val="0"/>
+              <w:keepLines w:val="0"/>
+              <w:pageBreakBefore w:val="0"/>
+              <w:widowControl w:val="0"/>
+              <w:kinsoku w:val="0"/>
+              <w:wordWrap/>
+              <w:overflowPunct/>
+              <w:topLinePunct w:val="0"/>
+              <w:autoSpaceDE w:val="0"/>
+              <w:autoSpaceDN w:val="0"/>
+              <w:bidi w:val="0"/>
+              <w:adjustRightInd w:val="0"/>
+              <w:snapToGrid w:val="0"/>
+              <w:textAlignment w:val="baseline"/>
+            </w:pPr>
+          </w:p>
+        </w:tc>
+        <w:tc>
+          <w:tcPr>
+            <w:tcW w:w="660" w:type="dxa"/>
+          </w:tcPr>
+          <w:p>
+            <w:pPr>
+              <w:pStyle w:val="25"/>
+              <w:keepNext w:val="0"/>
+              <w:keepLines w:val="0"/>
+              <w:pageBreakBefore w:val="0"/>
+              <w:widowControl w:val="0"/>
+              <w:kinsoku w:val="0"/>
+              <w:wordWrap/>
+              <w:overflowPunct/>
+              <w:topLinePunct w:val="0"/>
+              <w:autoSpaceDE w:val="0"/>
+              <w:autoSpaceDN w:val="0"/>
+              <w:bidi w:val="0"/>
+              <w:adjustRightInd w:val="0"/>
+              <w:snapToGrid w:val="0"/>
+              <w:textAlignment w:val="baseline"/>
+            </w:pPr>
+          </w:p>
+        </w:tc>
+        <w:tc>
+          <w:tcPr>
+            <w:tcW w:w="660" w:type="dxa"/>
+          </w:tcPr>
+          <w:p>
+            <w:pPr>
+              <w:pStyle w:val="25"/>
+              <w:keepNext w:val="0"/>
+              <w:keepLines w:val="0"/>
+              <w:pageBreakBefore w:val="0"/>
+              <w:widowControl w:val="0"/>
+              <w:kinsoku w:val="0"/>
+              <w:wordWrap/>
+              <w:overflowPunct/>
+              <w:topLinePunct w:val="0"/>
+              <w:autoSpaceDE w:val="0"/>
+              <w:autoSpaceDN w:val="0"/>
+              <w:bidi w:val="0"/>
+              <w:adjustRightInd w:val="0"/>
+              <w:snapToGrid w:val="0"/>
+              <w:textAlignment w:val="baseline"/>
+            </w:pPr>
+          </w:p>
+        </w:tc>
+        <w:tc>
+          <w:tcPr>
+            <w:tcW w:w="798" w:type="dxa"/>
+          </w:tcPr>
+          <w:p>
+            <w:pPr>
+              <w:pStyle w:val="25"/>
+              <w:keepNext w:val="0"/>
+              <w:keepLines w:val="0"/>
+              <w:pageBreakBefore w:val="0"/>
+              <w:widowControl w:val="0"/>
+              <w:kinsoku w:val="0"/>
+              <w:wordWrap/>
+              <w:overflowPunct/>
+              <w:topLinePunct w:val="0"/>
+              <w:autoSpaceDE w:val="0"/>
+              <w:autoSpaceDN w:val="0"/>
+              <w:bidi w:val="0"/>
+              <w:adjustRightInd w:val="0"/>
+              <w:snapToGrid w:val="0"/>
+              <w:textAlignment w:val="baseline"/>
+            </w:pPr>
+          </w:p>
+        </w:tc>
+        <w:tc>
+          <w:tcPr>
+            <w:tcW w:w="688" w:type="dxa"/>
+          </w:tcPr>
+          <w:p>
+            <w:pPr>
+              <w:pStyle w:val="25"/>
+              <w:keepNext w:val="0"/>
+              <w:keepLines w:val="0"/>
+              <w:pageBreakBefore w:val="0"/>
+              <w:widowControl w:val="0"/>
+              <w:kinsoku w:val="0"/>
+              <w:wordWrap/>
+              <w:overflowPunct/>
+              <w:topLinePunct w:val="0"/>
+              <w:autoSpaceDE w:val="0"/>
+              <w:autoSpaceDN w:val="0"/>
+              <w:bidi w:val="0"/>
+              <w:adjustRightInd w:val="0"/>
+              <w:snapToGrid w:val="0"/>
+              <w:textAlignment w:val="baseline"/>
+            </w:pPr>
+          </w:p>
+        </w:tc>
+        <w:tc>
+          <w:tcPr>
+            <w:tcW w:w="733" w:type="dxa"/>
+          </w:tcPr>
+          <w:p>
+            <w:pPr>
+              <w:pStyle w:val="25"/>
+              <w:keepNext w:val="0"/>
+              <w:keepLines w:val="0"/>
+              <w:pageBreakBefore w:val="0"/>
+              <w:widowControl w:val="0"/>
+              <w:kinsoku w:val="0"/>
+              <w:wordWrap/>
+              <w:overflowPunct/>
+              <w:topLinePunct w:val="0"/>
+              <w:autoSpaceDE w:val="0"/>
+              <w:autoSpaceDN w:val="0"/>
+              <w:bidi w:val="0"/>
+              <w:adjustRightInd w:val="0"/>
+              <w:snapToGrid w:val="0"/>
+              <w:textAlignment w:val="baseline"/>
+            </w:pPr>
+          </w:p>
+        </w:tc>
+      </w:tr>
+      <w:tr>
+        <w:tblPrEx>
+          <w:tblBorders>
+            <w:top w:val="single" w:color="000000" w:sz="4" w:space="0"/>
+            <w:left w:val="single" w:color="000000" w:sz="4" w:space="0"/>
+            <w:bottom w:val="single" w:color="000000" w:sz="4" w:space="0"/>
+            <w:right w:val="single" w:color="000000" w:sz="4" w:space="0"/>
+            <w:insideH w:val="single" w:color="000000" w:sz="4" w:space="0"/>
+            <w:insideV w:val="single" w:color="000000" w:sz="4" w:space="0"/>
+          </w:tblBorders>
+          <w:tblCellMar>
+            <w:top w:w="0" w:type="dxa"/>
+            <w:left w:w="0" w:type="dxa"/>
+            <w:bottom w:w="0" w:type="dxa"/>
+            <w:right w:w="0" w:type="dxa"/>
+          </w:tblCellMar>
         </w:tblPrEx>
         <w:trPr>
           <w:trHeight w:val="443" w:hRule="atLeast"/>
@@ -28496,12 +28544,6 @@
             <w:insideH w:val="single" w:color="000000" w:sz="4" w:space="0"/>
             <w:insideV w:val="single" w:color="000000" w:sz="4" w:space="0"/>
           </w:tblBorders>
-          <w:tblCellMar>
-            <w:top w:w="0" w:type="dxa"/>
-            <w:left w:w="0" w:type="dxa"/>
-            <w:bottom w:w="0" w:type="dxa"/>
-            <w:right w:w="0" w:type="dxa"/>
-          </w:tblCellMar>
         </w:tblPrEx>
         <w:trPr>
           <w:trHeight w:val="420" w:hRule="atLeast"/>

--- a/5.人员管理/1.流程制度规范类文件/050103-培训管理制度.docx
+++ b/5.人员管理/1.流程制度规范类文件/050103-培训管理制度.docx
@@ -39,7 +39,7 @@
         <w:snapToGrid w:val="0"/>
         <w:textAlignment w:val="baseline"/>
       </w:pPr>
-      <w:bookmarkStart w:id="0" w:name="_Toc2808"/>
+      <w:bookmarkStart w:id="0" w:name="_Toc25325"/>
       <w:r>
         <w:t>培训管理制度</w:t>
       </w:r>
@@ -63,7 +63,7 @@
         <w:snapToGrid w:val="0"/>
         <w:textAlignment w:val="baseline"/>
       </w:pPr>
-      <w:bookmarkStart w:id="1" w:name="_Toc6739"/>
+      <w:bookmarkStart w:id="1" w:name="_Toc15691"/>
       <w:r>
         <w:t>中达丰集团有限公司</w:t>
       </w:r>
@@ -95,7 +95,7 @@
           <w:lang w:val="en-US" w:eastAsia="zh-CN"/>
         </w:rPr>
       </w:pPr>
-      <w:bookmarkStart w:id="2" w:name="_Toc23642"/>
+      <w:bookmarkStart w:id="2" w:name="_Toc26545"/>
       <w:r>
         <w:rPr>
           <w:rFonts w:hint="eastAsia" w:ascii="宋体" w:hAnsi="宋体" w:eastAsia="宋体" w:cs="宋体"/>
@@ -165,7 +165,7 @@
           <w:szCs w:val="28"/>
         </w:rPr>
       </w:pPr>
-      <w:bookmarkStart w:id="3" w:name="_Toc14385"/>
+      <w:bookmarkStart w:id="3" w:name="_Toc23348"/>
       <w:r>
         <w:rPr>
           <w:rFonts w:ascii="宋体" w:hAnsi="宋体" w:eastAsia="宋体" w:cs="宋体"/>
@@ -1551,7 +1551,7 @@
               <w:rFonts w:ascii="宋体" w:hAnsi="宋体" w:eastAsia="宋体" w:cs="宋体"/>
               <w:szCs w:val="21"/>
             </w:rPr>
-            <w:instrText xml:space="preserve"> HYPERLINK \l _Toc2808 </w:instrText>
+            <w:instrText xml:space="preserve"> HYPERLINK \l _Toc25325 </w:instrText>
           </w:r>
           <w:r>
             <w:rPr>
@@ -1570,7 +1570,7 @@
             <w:fldChar w:fldCharType="begin"/>
           </w:r>
           <w:r>
-            <w:instrText xml:space="preserve"> PAGEREF _Toc2808 \h </w:instrText>
+            <w:instrText xml:space="preserve"> PAGEREF _Toc25325 \h </w:instrText>
           </w:r>
           <w:r>
             <w:fldChar w:fldCharType="separate"/>
@@ -1608,7 +1608,7 @@
               <w:rFonts w:ascii="宋体" w:hAnsi="宋体" w:eastAsia="宋体" w:cs="宋体"/>
               <w:szCs w:val="21"/>
             </w:rPr>
-            <w:instrText xml:space="preserve"> HYPERLINK \l _Toc6739 </w:instrText>
+            <w:instrText xml:space="preserve"> HYPERLINK \l _Toc15691 </w:instrText>
           </w:r>
           <w:r>
             <w:rPr>
@@ -1627,7 +1627,7 @@
             <w:fldChar w:fldCharType="begin"/>
           </w:r>
           <w:r>
-            <w:instrText xml:space="preserve"> PAGEREF _Toc6739 \h </w:instrText>
+            <w:instrText xml:space="preserve"> PAGEREF _Toc15691 \h </w:instrText>
           </w:r>
           <w:r>
             <w:fldChar w:fldCharType="separate"/>
@@ -1665,7 +1665,7 @@
               <w:rFonts w:ascii="宋体" w:hAnsi="宋体" w:eastAsia="宋体" w:cs="宋体"/>
               <w:szCs w:val="21"/>
             </w:rPr>
-            <w:instrText xml:space="preserve"> HYPERLINK \l _Toc23642 </w:instrText>
+            <w:instrText xml:space="preserve"> HYPERLINK \l _Toc26545 </w:instrText>
           </w:r>
           <w:r>
             <w:rPr>
@@ -1690,7 +1690,7 @@
             <w:fldChar w:fldCharType="begin"/>
           </w:r>
           <w:r>
-            <w:instrText xml:space="preserve"> PAGEREF _Toc23642 \h </w:instrText>
+            <w:instrText xml:space="preserve"> PAGEREF _Toc26545 \h </w:instrText>
           </w:r>
           <w:r>
             <w:fldChar w:fldCharType="separate"/>
@@ -1728,7 +1728,7 @@
               <w:rFonts w:ascii="宋体" w:hAnsi="宋体" w:eastAsia="宋体" w:cs="宋体"/>
               <w:szCs w:val="21"/>
             </w:rPr>
-            <w:instrText xml:space="preserve"> HYPERLINK \l _Toc14385 </w:instrText>
+            <w:instrText xml:space="preserve"> HYPERLINK \l _Toc23348 </w:instrText>
           </w:r>
           <w:r>
             <w:rPr>
@@ -1752,7 +1752,7 @@
             <w:fldChar w:fldCharType="begin"/>
           </w:r>
           <w:r>
-            <w:instrText xml:space="preserve"> PAGEREF _Toc14385 \h </w:instrText>
+            <w:instrText xml:space="preserve"> PAGEREF _Toc23348 \h </w:instrText>
           </w:r>
           <w:r>
             <w:fldChar w:fldCharType="separate"/>
@@ -1790,7 +1790,7 @@
               <w:rFonts w:ascii="宋体" w:hAnsi="宋体" w:eastAsia="宋体" w:cs="宋体"/>
               <w:szCs w:val="21"/>
             </w:rPr>
-            <w:instrText xml:space="preserve"> HYPERLINK \l _Toc10329 </w:instrText>
+            <w:instrText xml:space="preserve"> HYPERLINK \l _Toc2808 </w:instrText>
           </w:r>
           <w:r>
             <w:rPr>
@@ -1815,7 +1815,7 @@
             <w:fldChar w:fldCharType="begin"/>
           </w:r>
           <w:r>
-            <w:instrText xml:space="preserve"> PAGEREF _Toc10329 \h </w:instrText>
+            <w:instrText xml:space="preserve"> PAGEREF _Toc2808 \h </w:instrText>
           </w:r>
           <w:r>
             <w:fldChar w:fldCharType="separate"/>
@@ -1853,7 +1853,7 @@
               <w:rFonts w:ascii="宋体" w:hAnsi="宋体" w:eastAsia="宋体" w:cs="宋体"/>
               <w:szCs w:val="21"/>
             </w:rPr>
-            <w:instrText xml:space="preserve"> HYPERLINK \l _Toc20616 </w:instrText>
+            <w:instrText xml:space="preserve"> HYPERLINK \l _Toc30065 </w:instrText>
           </w:r>
           <w:r>
             <w:rPr>
@@ -1878,7 +1878,7 @@
             <w:fldChar w:fldCharType="begin"/>
           </w:r>
           <w:r>
-            <w:instrText xml:space="preserve"> PAGEREF _Toc20616 \h </w:instrText>
+            <w:instrText xml:space="preserve"> PAGEREF _Toc30065 \h </w:instrText>
           </w:r>
           <w:r>
             <w:fldChar w:fldCharType="separate"/>
@@ -1916,7 +1916,7 @@
               <w:rFonts w:ascii="宋体" w:hAnsi="宋体" w:eastAsia="宋体" w:cs="宋体"/>
               <w:szCs w:val="21"/>
             </w:rPr>
-            <w:instrText xml:space="preserve"> HYPERLINK \l _Toc8947 </w:instrText>
+            <w:instrText xml:space="preserve"> HYPERLINK \l _Toc16039 </w:instrText>
           </w:r>
           <w:r>
             <w:rPr>
@@ -1941,7 +1941,7 @@
             <w:fldChar w:fldCharType="begin"/>
           </w:r>
           <w:r>
-            <w:instrText xml:space="preserve"> PAGEREF _Toc8947 \h </w:instrText>
+            <w:instrText xml:space="preserve"> PAGEREF _Toc16039 \h </w:instrText>
           </w:r>
           <w:r>
             <w:fldChar w:fldCharType="separate"/>
@@ -1979,7 +1979,7 @@
               <w:rFonts w:ascii="宋体" w:hAnsi="宋体" w:eastAsia="宋体" w:cs="宋体"/>
               <w:szCs w:val="21"/>
             </w:rPr>
-            <w:instrText xml:space="preserve"> HYPERLINK \l _Toc27645 </w:instrText>
+            <w:instrText xml:space="preserve"> HYPERLINK \l _Toc10064 </w:instrText>
           </w:r>
           <w:r>
             <w:rPr>
@@ -2004,7 +2004,7 @@
             <w:fldChar w:fldCharType="begin"/>
           </w:r>
           <w:r>
-            <w:instrText xml:space="preserve"> PAGEREF _Toc27645 \h </w:instrText>
+            <w:instrText xml:space="preserve"> PAGEREF _Toc10064 \h </w:instrText>
           </w:r>
           <w:r>
             <w:fldChar w:fldCharType="separate"/>
@@ -2042,7 +2042,7 @@
               <w:rFonts w:ascii="宋体" w:hAnsi="宋体" w:eastAsia="宋体" w:cs="宋体"/>
               <w:szCs w:val="21"/>
             </w:rPr>
-            <w:instrText xml:space="preserve"> HYPERLINK \l _Toc11371 </w:instrText>
+            <w:instrText xml:space="preserve"> HYPERLINK \l _Toc17894 </w:instrText>
           </w:r>
           <w:r>
             <w:rPr>
@@ -2067,7 +2067,7 @@
             <w:fldChar w:fldCharType="begin"/>
           </w:r>
           <w:r>
-            <w:instrText xml:space="preserve"> PAGEREF _Toc11371 \h </w:instrText>
+            <w:instrText xml:space="preserve"> PAGEREF _Toc17894 \h </w:instrText>
           </w:r>
           <w:r>
             <w:fldChar w:fldCharType="separate"/>
@@ -2105,7 +2105,7 @@
               <w:rFonts w:ascii="宋体" w:hAnsi="宋体" w:eastAsia="宋体" w:cs="宋体"/>
               <w:szCs w:val="21"/>
             </w:rPr>
-            <w:instrText xml:space="preserve"> HYPERLINK \l _Toc17200 </w:instrText>
+            <w:instrText xml:space="preserve"> HYPERLINK \l _Toc12323 </w:instrText>
           </w:r>
           <w:r>
             <w:rPr>
@@ -2130,7 +2130,7 @@
             <w:fldChar w:fldCharType="begin"/>
           </w:r>
           <w:r>
-            <w:instrText xml:space="preserve"> PAGEREF _Toc17200 \h </w:instrText>
+            <w:instrText xml:space="preserve"> PAGEREF _Toc12323 \h </w:instrText>
           </w:r>
           <w:r>
             <w:fldChar w:fldCharType="separate"/>
@@ -2168,7 +2168,7 @@
               <w:rFonts w:ascii="宋体" w:hAnsi="宋体" w:eastAsia="宋体" w:cs="宋体"/>
               <w:szCs w:val="21"/>
             </w:rPr>
-            <w:instrText xml:space="preserve"> HYPERLINK \l _Toc13986 </w:instrText>
+            <w:instrText xml:space="preserve"> HYPERLINK \l _Toc28765 </w:instrText>
           </w:r>
           <w:r>
             <w:rPr>
@@ -2193,7 +2193,7 @@
             <w:fldChar w:fldCharType="begin"/>
           </w:r>
           <w:r>
-            <w:instrText xml:space="preserve"> PAGEREF _Toc13986 \h </w:instrText>
+            <w:instrText xml:space="preserve"> PAGEREF _Toc28765 \h </w:instrText>
           </w:r>
           <w:r>
             <w:fldChar w:fldCharType="separate"/>
@@ -2231,7 +2231,7 @@
               <w:rFonts w:ascii="宋体" w:hAnsi="宋体" w:eastAsia="宋体" w:cs="宋体"/>
               <w:szCs w:val="21"/>
             </w:rPr>
-            <w:instrText xml:space="preserve"> HYPERLINK \l _Toc13622 </w:instrText>
+            <w:instrText xml:space="preserve"> HYPERLINK \l _Toc10 </w:instrText>
           </w:r>
           <w:r>
             <w:rPr>
@@ -2256,7 +2256,7 @@
             <w:fldChar w:fldCharType="begin"/>
           </w:r>
           <w:r>
-            <w:instrText xml:space="preserve"> PAGEREF _Toc13622 \h </w:instrText>
+            <w:instrText xml:space="preserve"> PAGEREF _Toc10 \h </w:instrText>
           </w:r>
           <w:r>
             <w:fldChar w:fldCharType="separate"/>
@@ -2294,7 +2294,7 @@
               <w:rFonts w:ascii="宋体" w:hAnsi="宋体" w:eastAsia="宋体" w:cs="宋体"/>
               <w:szCs w:val="21"/>
             </w:rPr>
-            <w:instrText xml:space="preserve"> HYPERLINK \l _Toc28206 </w:instrText>
+            <w:instrText xml:space="preserve"> HYPERLINK \l _Toc14434 </w:instrText>
           </w:r>
           <w:r>
             <w:rPr>
@@ -2319,7 +2319,7 @@
             <w:fldChar w:fldCharType="begin"/>
           </w:r>
           <w:r>
-            <w:instrText xml:space="preserve"> PAGEREF _Toc28206 \h </w:instrText>
+            <w:instrText xml:space="preserve"> PAGEREF _Toc14434 \h </w:instrText>
           </w:r>
           <w:r>
             <w:fldChar w:fldCharType="separate"/>
@@ -2357,7 +2357,7 @@
               <w:rFonts w:ascii="宋体" w:hAnsi="宋体" w:eastAsia="宋体" w:cs="宋体"/>
               <w:szCs w:val="21"/>
             </w:rPr>
-            <w:instrText xml:space="preserve"> HYPERLINK \l _Toc9946 </w:instrText>
+            <w:instrText xml:space="preserve"> HYPERLINK \l _Toc4080 </w:instrText>
           </w:r>
           <w:r>
             <w:rPr>
@@ -2382,7 +2382,7 @@
             <w:fldChar w:fldCharType="begin"/>
           </w:r>
           <w:r>
-            <w:instrText xml:space="preserve"> PAGEREF _Toc9946 \h </w:instrText>
+            <w:instrText xml:space="preserve"> PAGEREF _Toc4080 \h </w:instrText>
           </w:r>
           <w:r>
             <w:fldChar w:fldCharType="separate"/>
@@ -2420,7 +2420,7 @@
               <w:rFonts w:ascii="宋体" w:hAnsi="宋体" w:eastAsia="宋体" w:cs="宋体"/>
               <w:szCs w:val="21"/>
             </w:rPr>
-            <w:instrText xml:space="preserve"> HYPERLINK \l _Toc3344 </w:instrText>
+            <w:instrText xml:space="preserve"> HYPERLINK \l _Toc9077 </w:instrText>
           </w:r>
           <w:r>
             <w:rPr>
@@ -2445,7 +2445,7 @@
             <w:fldChar w:fldCharType="begin"/>
           </w:r>
           <w:r>
-            <w:instrText xml:space="preserve"> PAGEREF _Toc3344 \h </w:instrText>
+            <w:instrText xml:space="preserve"> PAGEREF _Toc9077 \h </w:instrText>
           </w:r>
           <w:r>
             <w:fldChar w:fldCharType="separate"/>
@@ -2483,7 +2483,7 @@
               <w:rFonts w:ascii="宋体" w:hAnsi="宋体" w:eastAsia="宋体" w:cs="宋体"/>
               <w:szCs w:val="21"/>
             </w:rPr>
-            <w:instrText xml:space="preserve"> HYPERLINK \l _Toc14574 </w:instrText>
+            <w:instrText xml:space="preserve"> HYPERLINK \l _Toc1676 </w:instrText>
           </w:r>
           <w:r>
             <w:rPr>
@@ -2508,7 +2508,7 @@
             <w:fldChar w:fldCharType="begin"/>
           </w:r>
           <w:r>
-            <w:instrText xml:space="preserve"> PAGEREF _Toc14574 \h </w:instrText>
+            <w:instrText xml:space="preserve"> PAGEREF _Toc1676 \h </w:instrText>
           </w:r>
           <w:r>
             <w:fldChar w:fldCharType="separate"/>
@@ -2546,7 +2546,7 @@
               <w:rFonts w:ascii="宋体" w:hAnsi="宋体" w:eastAsia="宋体" w:cs="宋体"/>
               <w:szCs w:val="21"/>
             </w:rPr>
-            <w:instrText xml:space="preserve"> HYPERLINK \l _Toc11327 </w:instrText>
+            <w:instrText xml:space="preserve"> HYPERLINK \l _Toc32703 </w:instrText>
           </w:r>
           <w:r>
             <w:rPr>
@@ -2571,7 +2571,7 @@
             <w:fldChar w:fldCharType="begin"/>
           </w:r>
           <w:r>
-            <w:instrText xml:space="preserve"> PAGEREF _Toc11327 \h </w:instrText>
+            <w:instrText xml:space="preserve"> PAGEREF _Toc32703 \h </w:instrText>
           </w:r>
           <w:r>
             <w:fldChar w:fldCharType="separate"/>
@@ -2609,7 +2609,7 @@
               <w:rFonts w:ascii="宋体" w:hAnsi="宋体" w:eastAsia="宋体" w:cs="宋体"/>
               <w:szCs w:val="21"/>
             </w:rPr>
-            <w:instrText xml:space="preserve"> HYPERLINK \l _Toc30270 </w:instrText>
+            <w:instrText xml:space="preserve"> HYPERLINK \l _Toc31344 </w:instrText>
           </w:r>
           <w:r>
             <w:rPr>
@@ -2634,7 +2634,7 @@
             <w:fldChar w:fldCharType="begin"/>
           </w:r>
           <w:r>
-            <w:instrText xml:space="preserve"> PAGEREF _Toc30270 \h </w:instrText>
+            <w:instrText xml:space="preserve"> PAGEREF _Toc31344 \h </w:instrText>
           </w:r>
           <w:r>
             <w:fldChar w:fldCharType="separate"/>
@@ -2672,7 +2672,7 @@
               <w:rFonts w:ascii="宋体" w:hAnsi="宋体" w:eastAsia="宋体" w:cs="宋体"/>
               <w:szCs w:val="21"/>
             </w:rPr>
-            <w:instrText xml:space="preserve"> HYPERLINK \l _Toc21086 </w:instrText>
+            <w:instrText xml:space="preserve"> HYPERLINK \l _Toc11890 </w:instrText>
           </w:r>
           <w:r>
             <w:rPr>
@@ -2697,7 +2697,7 @@
             <w:fldChar w:fldCharType="begin"/>
           </w:r>
           <w:r>
-            <w:instrText xml:space="preserve"> PAGEREF _Toc21086 \h </w:instrText>
+            <w:instrText xml:space="preserve"> PAGEREF _Toc11890 \h </w:instrText>
           </w:r>
           <w:r>
             <w:fldChar w:fldCharType="separate"/>
@@ -2735,7 +2735,7 @@
               <w:rFonts w:ascii="宋体" w:hAnsi="宋体" w:eastAsia="宋体" w:cs="宋体"/>
               <w:szCs w:val="21"/>
             </w:rPr>
-            <w:instrText xml:space="preserve"> HYPERLINK \l _Toc24022 </w:instrText>
+            <w:instrText xml:space="preserve"> HYPERLINK \l _Toc24925 </w:instrText>
           </w:r>
           <w:r>
             <w:rPr>
@@ -2760,7 +2760,7 @@
             <w:fldChar w:fldCharType="begin"/>
           </w:r>
           <w:r>
-            <w:instrText xml:space="preserve"> PAGEREF _Toc24022 \h </w:instrText>
+            <w:instrText xml:space="preserve"> PAGEREF _Toc24925 \h </w:instrText>
           </w:r>
           <w:r>
             <w:fldChar w:fldCharType="separate"/>
@@ -2798,7 +2798,7 @@
               <w:rFonts w:ascii="宋体" w:hAnsi="宋体" w:eastAsia="宋体" w:cs="宋体"/>
               <w:szCs w:val="21"/>
             </w:rPr>
-            <w:instrText xml:space="preserve"> HYPERLINK \l _Toc12633 </w:instrText>
+            <w:instrText xml:space="preserve"> HYPERLINK \l _Toc27193 </w:instrText>
           </w:r>
           <w:r>
             <w:rPr>
@@ -2823,7 +2823,7 @@
             <w:fldChar w:fldCharType="begin"/>
           </w:r>
           <w:r>
-            <w:instrText xml:space="preserve"> PAGEREF _Toc12633 \h </w:instrText>
+            <w:instrText xml:space="preserve"> PAGEREF _Toc27193 \h </w:instrText>
           </w:r>
           <w:r>
             <w:fldChar w:fldCharType="separate"/>
@@ -2861,7 +2861,7 @@
               <w:rFonts w:ascii="宋体" w:hAnsi="宋体" w:eastAsia="宋体" w:cs="宋体"/>
               <w:szCs w:val="21"/>
             </w:rPr>
-            <w:instrText xml:space="preserve"> HYPERLINK \l _Toc5307 </w:instrText>
+            <w:instrText xml:space="preserve"> HYPERLINK \l _Toc32636 </w:instrText>
           </w:r>
           <w:r>
             <w:rPr>
@@ -2886,7 +2886,7 @@
             <w:fldChar w:fldCharType="begin"/>
           </w:r>
           <w:r>
-            <w:instrText xml:space="preserve"> PAGEREF _Toc5307 \h </w:instrText>
+            <w:instrText xml:space="preserve"> PAGEREF _Toc32636 \h </w:instrText>
           </w:r>
           <w:r>
             <w:fldChar w:fldCharType="separate"/>
@@ -2994,7 +2994,7 @@
         <w:snapToGrid w:val="0"/>
         <w:textAlignment w:val="baseline"/>
       </w:pPr>
-      <w:bookmarkStart w:id="5" w:name="_Toc10329"/>
+      <w:bookmarkStart w:id="5" w:name="_Toc2808"/>
       <w:r>
         <w:t>总则</w:t>
       </w:r>
@@ -3018,7 +3018,7 @@
         <w:snapToGrid w:val="0"/>
         <w:textAlignment w:val="baseline"/>
       </w:pPr>
-      <w:bookmarkStart w:id="6" w:name="_Toc20616"/>
+      <w:bookmarkStart w:id="6" w:name="_Toc30065"/>
       <w:r>
         <w:t>目的</w:t>
       </w:r>
@@ -3064,7 +3064,7 @@
         <w:snapToGrid w:val="0"/>
         <w:textAlignment w:val="baseline"/>
       </w:pPr>
-      <w:bookmarkStart w:id="7" w:name="_Toc8947"/>
+      <w:bookmarkStart w:id="7" w:name="_Toc16039"/>
       <w:r>
         <w:t>基本原则</w:t>
       </w:r>
@@ -3166,7 +3166,7 @@
         <w:snapToGrid w:val="0"/>
         <w:textAlignment w:val="baseline"/>
       </w:pPr>
-      <w:bookmarkStart w:id="8" w:name="_Toc27645"/>
+      <w:bookmarkStart w:id="8" w:name="_Toc10064"/>
       <w:r>
         <w:t>适用范围</w:t>
       </w:r>
@@ -3212,7 +3212,7 @@
         <w:snapToGrid w:val="0"/>
         <w:textAlignment w:val="baseline"/>
       </w:pPr>
-      <w:bookmarkStart w:id="9" w:name="_Toc11371"/>
+      <w:bookmarkStart w:id="9" w:name="_Toc17894"/>
       <w:r>
         <w:t>培训类别</w:t>
       </w:r>
@@ -3236,7 +3236,7 @@
         <w:snapToGrid w:val="0"/>
         <w:textAlignment w:val="baseline"/>
       </w:pPr>
-      <w:bookmarkStart w:id="10" w:name="_Toc17200"/>
+      <w:bookmarkStart w:id="10" w:name="_Toc12323"/>
       <w:r>
         <w:t>新员工培训</w:t>
       </w:r>
@@ -3326,7 +3326,7 @@
         <w:snapToGrid w:val="0"/>
         <w:textAlignment w:val="baseline"/>
       </w:pPr>
-      <w:bookmarkStart w:id="11" w:name="_Toc13986"/>
+      <w:bookmarkStart w:id="11" w:name="_Toc28765"/>
       <w:r>
         <w:t>在职培训</w:t>
       </w:r>
@@ -3372,7 +3372,7 @@
         <w:snapToGrid w:val="0"/>
         <w:textAlignment w:val="baseline"/>
       </w:pPr>
-      <w:bookmarkStart w:id="12" w:name="_Toc13622"/>
+      <w:bookmarkStart w:id="12" w:name="_Toc10"/>
       <w:r>
         <w:t>管理干部培训</w:t>
       </w:r>
@@ -3420,7 +3420,7 @@
       </w:pPr>
       <w:bookmarkStart w:id="13" w:name="bookmark19"/>
       <w:bookmarkEnd w:id="13"/>
-      <w:bookmarkStart w:id="14" w:name="_Toc28206"/>
+      <w:bookmarkStart w:id="14" w:name="_Toc14434"/>
       <w:r>
         <w:t>公派外出培训</w:t>
       </w:r>
@@ -3479,7 +3479,7 @@
         <w:snapToGrid w:val="0"/>
         <w:textAlignment w:val="baseline"/>
       </w:pPr>
-      <w:bookmarkStart w:id="15" w:name="_Toc9946"/>
+      <w:bookmarkStart w:id="15" w:name="_Toc4080"/>
       <w:r>
         <w:t>职责划分</w:t>
       </w:r>
@@ -3707,7 +3707,7 @@
         <w:snapToGrid w:val="0"/>
         <w:textAlignment w:val="baseline"/>
       </w:pPr>
-      <w:bookmarkStart w:id="16" w:name="_Toc3344"/>
+      <w:bookmarkStart w:id="16" w:name="_Toc9077"/>
       <w:r>
         <w:t>培训工作的组织与实施</w:t>
       </w:r>
@@ -3733,7 +3733,7 @@
       </w:pPr>
       <w:bookmarkStart w:id="17" w:name="bookmark20"/>
       <w:bookmarkEnd w:id="17"/>
-      <w:bookmarkStart w:id="18" w:name="_Toc14574"/>
+      <w:bookmarkStart w:id="18" w:name="_Toc1676"/>
       <w:r>
         <w:t>培训计划与总结</w:t>
       </w:r>
@@ -3834,7 +3834,7 @@
         <w:snapToGrid w:val="0"/>
         <w:textAlignment w:val="baseline"/>
       </w:pPr>
-      <w:bookmarkStart w:id="19" w:name="_Toc11327"/>
+      <w:bookmarkStart w:id="19" w:name="_Toc32703"/>
       <w:r>
         <w:t>新员工培训的组织实施</w:t>
       </w:r>
@@ -3912,7 +3912,7 @@
         <w:snapToGrid w:val="0"/>
         <w:textAlignment w:val="baseline"/>
       </w:pPr>
-      <w:bookmarkStart w:id="20" w:name="_Toc30270"/>
+      <w:bookmarkStart w:id="20" w:name="_Toc31344"/>
       <w:r>
         <w:t>在职培训的组织实施</w:t>
       </w:r>
@@ -3988,7 +3988,7 @@
         <w:snapToGrid w:val="0"/>
         <w:textAlignment w:val="baseline"/>
       </w:pPr>
-      <w:bookmarkStart w:id="21" w:name="_Toc21086"/>
+      <w:bookmarkStart w:id="21" w:name="_Toc11890"/>
       <w:r>
         <w:t>公派外出培训的组织实施</w:t>
       </w:r>
@@ -4174,7 +4174,7 @@
         <w:snapToGrid w:val="0"/>
         <w:textAlignment w:val="baseline"/>
       </w:pPr>
-      <w:bookmarkStart w:id="22" w:name="_Toc24022"/>
+      <w:bookmarkStart w:id="22" w:name="_Toc24925"/>
       <w:r>
         <w:t>培训记录和评估</w:t>
       </w:r>
@@ -4393,7 +4393,7 @@
         <w:snapToGrid w:val="0"/>
         <w:textAlignment w:val="baseline"/>
       </w:pPr>
-      <w:bookmarkStart w:id="23" w:name="_Toc12633"/>
+      <w:bookmarkStart w:id="23" w:name="_Toc27193"/>
       <w:r>
         <w:t>流程衡量指标</w:t>
       </w:r>
@@ -4982,7 +4982,7 @@
         <w:snapToGrid w:val="0"/>
         <w:textAlignment w:val="baseline"/>
       </w:pPr>
-      <w:bookmarkStart w:id="24" w:name="_Toc5307"/>
+      <w:bookmarkStart w:id="24" w:name="_Toc32636"/>
       <w:r>
         <w:t>附则</w:t>
       </w:r>
@@ -28544,6 +28544,12 @@
             <w:insideH w:val="single" w:color="000000" w:sz="4" w:space="0"/>
             <w:insideV w:val="single" w:color="000000" w:sz="4" w:space="0"/>
           </w:tblBorders>
+          <w:tblCellMar>
+            <w:top w:w="0" w:type="dxa"/>
+            <w:left w:w="0" w:type="dxa"/>
+            <w:bottom w:w="0" w:type="dxa"/>
+            <w:right w:w="0" w:type="dxa"/>
+          </w:tblCellMar>
         </w:tblPrEx>
         <w:trPr>
           <w:trHeight w:val="420" w:hRule="atLeast"/>

--- a/5.人员管理/1.流程制度规范类文件/050103-培训管理制度.docx
+++ b/5.人员管理/1.流程制度规范类文件/050103-培训管理制度.docx
@@ -39,7 +39,7 @@
         <w:snapToGrid w:val="0"/>
         <w:textAlignment w:val="baseline"/>
       </w:pPr>
-      <w:bookmarkStart w:id="0" w:name="_Toc25325"/>
+      <w:bookmarkStart w:id="0" w:name="_Toc10002"/>
       <w:r>
         <w:t>培训管理制度</w:t>
       </w:r>
@@ -63,7 +63,7 @@
         <w:snapToGrid w:val="0"/>
         <w:textAlignment w:val="baseline"/>
       </w:pPr>
-      <w:bookmarkStart w:id="1" w:name="_Toc15691"/>
+      <w:bookmarkStart w:id="1" w:name="_Toc30435"/>
       <w:r>
         <w:t>中达丰集团有限公司</w:t>
       </w:r>
@@ -95,7 +95,7 @@
           <w:lang w:val="en-US" w:eastAsia="zh-CN"/>
         </w:rPr>
       </w:pPr>
-      <w:bookmarkStart w:id="2" w:name="_Toc26545"/>
+      <w:bookmarkStart w:id="2" w:name="_Toc4592"/>
       <w:r>
         <w:rPr>
           <w:rFonts w:hint="eastAsia" w:ascii="宋体" w:hAnsi="宋体" w:eastAsia="宋体" w:cs="宋体"/>
@@ -165,7 +165,7 @@
           <w:szCs w:val="28"/>
         </w:rPr>
       </w:pPr>
-      <w:bookmarkStart w:id="3" w:name="_Toc23348"/>
+      <w:bookmarkStart w:id="3" w:name="_Toc7166"/>
       <w:r>
         <w:rPr>
           <w:rFonts w:ascii="宋体" w:hAnsi="宋体" w:eastAsia="宋体" w:cs="宋体"/>
@@ -990,12 +990,6 @@
             <w:insideH w:val="single" w:color="000000" w:sz="4" w:space="0"/>
             <w:insideV w:val="single" w:color="000000" w:sz="4" w:space="0"/>
           </w:tblBorders>
-          <w:tblCellMar>
-            <w:top w:w="0" w:type="dxa"/>
-            <w:left w:w="0" w:type="dxa"/>
-            <w:bottom w:w="0" w:type="dxa"/>
-            <w:right w:w="0" w:type="dxa"/>
-          </w:tblCellMar>
         </w:tblPrEx>
         <w:trPr>
           <w:trHeight w:val="528" w:hRule="atLeast"/>
@@ -1551,7 +1545,7 @@
               <w:rFonts w:ascii="宋体" w:hAnsi="宋体" w:eastAsia="宋体" w:cs="宋体"/>
               <w:szCs w:val="21"/>
             </w:rPr>
-            <w:instrText xml:space="preserve"> HYPERLINK \l _Toc25325 </w:instrText>
+            <w:instrText xml:space="preserve"> HYPERLINK \l _Toc10002 </w:instrText>
           </w:r>
           <w:r>
             <w:rPr>
@@ -1570,7 +1564,7 @@
             <w:fldChar w:fldCharType="begin"/>
           </w:r>
           <w:r>
-            <w:instrText xml:space="preserve"> PAGEREF _Toc25325 \h </w:instrText>
+            <w:instrText xml:space="preserve"> PAGEREF _Toc10002 \h </w:instrText>
           </w:r>
           <w:r>
             <w:fldChar w:fldCharType="separate"/>
@@ -1608,7 +1602,7 @@
               <w:rFonts w:ascii="宋体" w:hAnsi="宋体" w:eastAsia="宋体" w:cs="宋体"/>
               <w:szCs w:val="21"/>
             </w:rPr>
-            <w:instrText xml:space="preserve"> HYPERLINK \l _Toc15691 </w:instrText>
+            <w:instrText xml:space="preserve"> HYPERLINK \l _Toc30435 </w:instrText>
           </w:r>
           <w:r>
             <w:rPr>
@@ -1627,7 +1621,7 @@
             <w:fldChar w:fldCharType="begin"/>
           </w:r>
           <w:r>
-            <w:instrText xml:space="preserve"> PAGEREF _Toc15691 \h </w:instrText>
+            <w:instrText xml:space="preserve"> PAGEREF _Toc30435 \h </w:instrText>
           </w:r>
           <w:r>
             <w:fldChar w:fldCharType="separate"/>
@@ -1665,7 +1659,7 @@
               <w:rFonts w:ascii="宋体" w:hAnsi="宋体" w:eastAsia="宋体" w:cs="宋体"/>
               <w:szCs w:val="21"/>
             </w:rPr>
-            <w:instrText xml:space="preserve"> HYPERLINK \l _Toc26545 </w:instrText>
+            <w:instrText xml:space="preserve"> HYPERLINK \l _Toc4592 </w:instrText>
           </w:r>
           <w:r>
             <w:rPr>
@@ -1690,7 +1684,7 @@
             <w:fldChar w:fldCharType="begin"/>
           </w:r>
           <w:r>
-            <w:instrText xml:space="preserve"> PAGEREF _Toc26545 \h </w:instrText>
+            <w:instrText xml:space="preserve"> PAGEREF _Toc4592 \h </w:instrText>
           </w:r>
           <w:r>
             <w:fldChar w:fldCharType="separate"/>
@@ -1728,7 +1722,7 @@
               <w:rFonts w:ascii="宋体" w:hAnsi="宋体" w:eastAsia="宋体" w:cs="宋体"/>
               <w:szCs w:val="21"/>
             </w:rPr>
-            <w:instrText xml:space="preserve"> HYPERLINK \l _Toc23348 </w:instrText>
+            <w:instrText xml:space="preserve"> HYPERLINK \l _Toc7166 </w:instrText>
           </w:r>
           <w:r>
             <w:rPr>
@@ -1752,7 +1746,7 @@
             <w:fldChar w:fldCharType="begin"/>
           </w:r>
           <w:r>
-            <w:instrText xml:space="preserve"> PAGEREF _Toc23348 \h </w:instrText>
+            <w:instrText xml:space="preserve"> PAGEREF _Toc7166 \h </w:instrText>
           </w:r>
           <w:r>
             <w:fldChar w:fldCharType="separate"/>
@@ -1790,7 +1784,7 @@
               <w:rFonts w:ascii="宋体" w:hAnsi="宋体" w:eastAsia="宋体" w:cs="宋体"/>
               <w:szCs w:val="21"/>
             </w:rPr>
-            <w:instrText xml:space="preserve"> HYPERLINK \l _Toc2808 </w:instrText>
+            <w:instrText xml:space="preserve"> HYPERLINK \l _Toc15401 </w:instrText>
           </w:r>
           <w:r>
             <w:rPr>
@@ -1815,7 +1809,7 @@
             <w:fldChar w:fldCharType="begin"/>
           </w:r>
           <w:r>
-            <w:instrText xml:space="preserve"> PAGEREF _Toc2808 \h </w:instrText>
+            <w:instrText xml:space="preserve"> PAGEREF _Toc15401 \h </w:instrText>
           </w:r>
           <w:r>
             <w:fldChar w:fldCharType="separate"/>
@@ -1853,7 +1847,7 @@
               <w:rFonts w:ascii="宋体" w:hAnsi="宋体" w:eastAsia="宋体" w:cs="宋体"/>
               <w:szCs w:val="21"/>
             </w:rPr>
-            <w:instrText xml:space="preserve"> HYPERLINK \l _Toc30065 </w:instrText>
+            <w:instrText xml:space="preserve"> HYPERLINK \l _Toc28883 </w:instrText>
           </w:r>
           <w:r>
             <w:rPr>
@@ -1878,7 +1872,7 @@
             <w:fldChar w:fldCharType="begin"/>
           </w:r>
           <w:r>
-            <w:instrText xml:space="preserve"> PAGEREF _Toc30065 \h </w:instrText>
+            <w:instrText xml:space="preserve"> PAGEREF _Toc28883 \h </w:instrText>
           </w:r>
           <w:r>
             <w:fldChar w:fldCharType="separate"/>
@@ -1916,7 +1910,7 @@
               <w:rFonts w:ascii="宋体" w:hAnsi="宋体" w:eastAsia="宋体" w:cs="宋体"/>
               <w:szCs w:val="21"/>
             </w:rPr>
-            <w:instrText xml:space="preserve"> HYPERLINK \l _Toc16039 </w:instrText>
+            <w:instrText xml:space="preserve"> HYPERLINK \l _Toc25279 </w:instrText>
           </w:r>
           <w:r>
             <w:rPr>
@@ -1941,7 +1935,7 @@
             <w:fldChar w:fldCharType="begin"/>
           </w:r>
           <w:r>
-            <w:instrText xml:space="preserve"> PAGEREF _Toc16039 \h </w:instrText>
+            <w:instrText xml:space="preserve"> PAGEREF _Toc25279 \h </w:instrText>
           </w:r>
           <w:r>
             <w:fldChar w:fldCharType="separate"/>
@@ -1979,7 +1973,7 @@
               <w:rFonts w:ascii="宋体" w:hAnsi="宋体" w:eastAsia="宋体" w:cs="宋体"/>
               <w:szCs w:val="21"/>
             </w:rPr>
-            <w:instrText xml:space="preserve"> HYPERLINK \l _Toc10064 </w:instrText>
+            <w:instrText xml:space="preserve"> HYPERLINK \l _Toc12018 </w:instrText>
           </w:r>
           <w:r>
             <w:rPr>
@@ -2004,7 +1998,7 @@
             <w:fldChar w:fldCharType="begin"/>
           </w:r>
           <w:r>
-            <w:instrText xml:space="preserve"> PAGEREF _Toc10064 \h </w:instrText>
+            <w:instrText xml:space="preserve"> PAGEREF _Toc12018 \h </w:instrText>
           </w:r>
           <w:r>
             <w:fldChar w:fldCharType="separate"/>
@@ -2042,7 +2036,7 @@
               <w:rFonts w:ascii="宋体" w:hAnsi="宋体" w:eastAsia="宋体" w:cs="宋体"/>
               <w:szCs w:val="21"/>
             </w:rPr>
-            <w:instrText xml:space="preserve"> HYPERLINK \l _Toc17894 </w:instrText>
+            <w:instrText xml:space="preserve"> HYPERLINK \l _Toc12135 </w:instrText>
           </w:r>
           <w:r>
             <w:rPr>
@@ -2067,7 +2061,7 @@
             <w:fldChar w:fldCharType="begin"/>
           </w:r>
           <w:r>
-            <w:instrText xml:space="preserve"> PAGEREF _Toc17894 \h </w:instrText>
+            <w:instrText xml:space="preserve"> PAGEREF _Toc12135 \h </w:instrText>
           </w:r>
           <w:r>
             <w:fldChar w:fldCharType="separate"/>
@@ -2105,7 +2099,7 @@
               <w:rFonts w:ascii="宋体" w:hAnsi="宋体" w:eastAsia="宋体" w:cs="宋体"/>
               <w:szCs w:val="21"/>
             </w:rPr>
-            <w:instrText xml:space="preserve"> HYPERLINK \l _Toc12323 </w:instrText>
+            <w:instrText xml:space="preserve"> HYPERLINK \l _Toc24077 </w:instrText>
           </w:r>
           <w:r>
             <w:rPr>
@@ -2130,7 +2124,7 @@
             <w:fldChar w:fldCharType="begin"/>
           </w:r>
           <w:r>
-            <w:instrText xml:space="preserve"> PAGEREF _Toc12323 \h </w:instrText>
+            <w:instrText xml:space="preserve"> PAGEREF _Toc24077 \h </w:instrText>
           </w:r>
           <w:r>
             <w:fldChar w:fldCharType="separate"/>
@@ -2168,7 +2162,7 @@
               <w:rFonts w:ascii="宋体" w:hAnsi="宋体" w:eastAsia="宋体" w:cs="宋体"/>
               <w:szCs w:val="21"/>
             </w:rPr>
-            <w:instrText xml:space="preserve"> HYPERLINK \l _Toc28765 </w:instrText>
+            <w:instrText xml:space="preserve"> HYPERLINK \l _Toc25721 </w:instrText>
           </w:r>
           <w:r>
             <w:rPr>
@@ -2193,7 +2187,7 @@
             <w:fldChar w:fldCharType="begin"/>
           </w:r>
           <w:r>
-            <w:instrText xml:space="preserve"> PAGEREF _Toc28765 \h </w:instrText>
+            <w:instrText xml:space="preserve"> PAGEREF _Toc25721 \h </w:instrText>
           </w:r>
           <w:r>
             <w:fldChar w:fldCharType="separate"/>
@@ -2231,7 +2225,7 @@
               <w:rFonts w:ascii="宋体" w:hAnsi="宋体" w:eastAsia="宋体" w:cs="宋体"/>
               <w:szCs w:val="21"/>
             </w:rPr>
-            <w:instrText xml:space="preserve"> HYPERLINK \l _Toc10 </w:instrText>
+            <w:instrText xml:space="preserve"> HYPERLINK \l _Toc29387 </w:instrText>
           </w:r>
           <w:r>
             <w:rPr>
@@ -2256,7 +2250,7 @@
             <w:fldChar w:fldCharType="begin"/>
           </w:r>
           <w:r>
-            <w:instrText xml:space="preserve"> PAGEREF _Toc10 \h </w:instrText>
+            <w:instrText xml:space="preserve"> PAGEREF _Toc29387 \h </w:instrText>
           </w:r>
           <w:r>
             <w:fldChar w:fldCharType="separate"/>
@@ -2294,7 +2288,7 @@
               <w:rFonts w:ascii="宋体" w:hAnsi="宋体" w:eastAsia="宋体" w:cs="宋体"/>
               <w:szCs w:val="21"/>
             </w:rPr>
-            <w:instrText xml:space="preserve"> HYPERLINK \l _Toc14434 </w:instrText>
+            <w:instrText xml:space="preserve"> HYPERLINK \l _Toc6406 </w:instrText>
           </w:r>
           <w:r>
             <w:rPr>
@@ -2319,7 +2313,7 @@
             <w:fldChar w:fldCharType="begin"/>
           </w:r>
           <w:r>
-            <w:instrText xml:space="preserve"> PAGEREF _Toc14434 \h </w:instrText>
+            <w:instrText xml:space="preserve"> PAGEREF _Toc6406 \h </w:instrText>
           </w:r>
           <w:r>
             <w:fldChar w:fldCharType="separate"/>
@@ -2357,7 +2351,7 @@
               <w:rFonts w:ascii="宋体" w:hAnsi="宋体" w:eastAsia="宋体" w:cs="宋体"/>
               <w:szCs w:val="21"/>
             </w:rPr>
-            <w:instrText xml:space="preserve"> HYPERLINK \l _Toc4080 </w:instrText>
+            <w:instrText xml:space="preserve"> HYPERLINK \l _Toc20719 </w:instrText>
           </w:r>
           <w:r>
             <w:rPr>
@@ -2382,7 +2376,7 @@
             <w:fldChar w:fldCharType="begin"/>
           </w:r>
           <w:r>
-            <w:instrText xml:space="preserve"> PAGEREF _Toc4080 \h </w:instrText>
+            <w:instrText xml:space="preserve"> PAGEREF _Toc20719 \h </w:instrText>
           </w:r>
           <w:r>
             <w:fldChar w:fldCharType="separate"/>
@@ -2420,7 +2414,7 @@
               <w:rFonts w:ascii="宋体" w:hAnsi="宋体" w:eastAsia="宋体" w:cs="宋体"/>
               <w:szCs w:val="21"/>
             </w:rPr>
-            <w:instrText xml:space="preserve"> HYPERLINK \l _Toc9077 </w:instrText>
+            <w:instrText xml:space="preserve"> HYPERLINK \l _Toc3797 </w:instrText>
           </w:r>
           <w:r>
             <w:rPr>
@@ -2445,7 +2439,7 @@
             <w:fldChar w:fldCharType="begin"/>
           </w:r>
           <w:r>
-            <w:instrText xml:space="preserve"> PAGEREF _Toc9077 \h </w:instrText>
+            <w:instrText xml:space="preserve"> PAGEREF _Toc3797 \h </w:instrText>
           </w:r>
           <w:r>
             <w:fldChar w:fldCharType="separate"/>
@@ -2483,7 +2477,7 @@
               <w:rFonts w:ascii="宋体" w:hAnsi="宋体" w:eastAsia="宋体" w:cs="宋体"/>
               <w:szCs w:val="21"/>
             </w:rPr>
-            <w:instrText xml:space="preserve"> HYPERLINK \l _Toc1676 </w:instrText>
+            <w:instrText xml:space="preserve"> HYPERLINK \l _Toc13298 </w:instrText>
           </w:r>
           <w:r>
             <w:rPr>
@@ -2508,7 +2502,7 @@
             <w:fldChar w:fldCharType="begin"/>
           </w:r>
           <w:r>
-            <w:instrText xml:space="preserve"> PAGEREF _Toc1676 \h </w:instrText>
+            <w:instrText xml:space="preserve"> PAGEREF _Toc13298 \h </w:instrText>
           </w:r>
           <w:r>
             <w:fldChar w:fldCharType="separate"/>
@@ -2546,7 +2540,7 @@
               <w:rFonts w:ascii="宋体" w:hAnsi="宋体" w:eastAsia="宋体" w:cs="宋体"/>
               <w:szCs w:val="21"/>
             </w:rPr>
-            <w:instrText xml:space="preserve"> HYPERLINK \l _Toc32703 </w:instrText>
+            <w:instrText xml:space="preserve"> HYPERLINK \l _Toc14620 </w:instrText>
           </w:r>
           <w:r>
             <w:rPr>
@@ -2571,7 +2565,7 @@
             <w:fldChar w:fldCharType="begin"/>
           </w:r>
           <w:r>
-            <w:instrText xml:space="preserve"> PAGEREF _Toc32703 \h </w:instrText>
+            <w:instrText xml:space="preserve"> PAGEREF _Toc14620 \h </w:instrText>
           </w:r>
           <w:r>
             <w:fldChar w:fldCharType="separate"/>
@@ -2609,7 +2603,7 @@
               <w:rFonts w:ascii="宋体" w:hAnsi="宋体" w:eastAsia="宋体" w:cs="宋体"/>
               <w:szCs w:val="21"/>
             </w:rPr>
-            <w:instrText xml:space="preserve"> HYPERLINK \l _Toc31344 </w:instrText>
+            <w:instrText xml:space="preserve"> HYPERLINK \l _Toc22858 </w:instrText>
           </w:r>
           <w:r>
             <w:rPr>
@@ -2634,7 +2628,7 @@
             <w:fldChar w:fldCharType="begin"/>
           </w:r>
           <w:r>
-            <w:instrText xml:space="preserve"> PAGEREF _Toc31344 \h </w:instrText>
+            <w:instrText xml:space="preserve"> PAGEREF _Toc22858 \h </w:instrText>
           </w:r>
           <w:r>
             <w:fldChar w:fldCharType="separate"/>
@@ -2672,7 +2666,7 @@
               <w:rFonts w:ascii="宋体" w:hAnsi="宋体" w:eastAsia="宋体" w:cs="宋体"/>
               <w:szCs w:val="21"/>
             </w:rPr>
-            <w:instrText xml:space="preserve"> HYPERLINK \l _Toc11890 </w:instrText>
+            <w:instrText xml:space="preserve"> HYPERLINK \l _Toc558 </w:instrText>
           </w:r>
           <w:r>
             <w:rPr>
@@ -2697,7 +2691,7 @@
             <w:fldChar w:fldCharType="begin"/>
           </w:r>
           <w:r>
-            <w:instrText xml:space="preserve"> PAGEREF _Toc11890 \h </w:instrText>
+            <w:instrText xml:space="preserve"> PAGEREF _Toc558 \h </w:instrText>
           </w:r>
           <w:r>
             <w:fldChar w:fldCharType="separate"/>
@@ -2735,7 +2729,7 @@
               <w:rFonts w:ascii="宋体" w:hAnsi="宋体" w:eastAsia="宋体" w:cs="宋体"/>
               <w:szCs w:val="21"/>
             </w:rPr>
-            <w:instrText xml:space="preserve"> HYPERLINK \l _Toc24925 </w:instrText>
+            <w:instrText xml:space="preserve"> HYPERLINK \l _Toc25063 </w:instrText>
           </w:r>
           <w:r>
             <w:rPr>
@@ -2760,7 +2754,7 @@
             <w:fldChar w:fldCharType="begin"/>
           </w:r>
           <w:r>
-            <w:instrText xml:space="preserve"> PAGEREF _Toc24925 \h </w:instrText>
+            <w:instrText xml:space="preserve"> PAGEREF _Toc25063 \h </w:instrText>
           </w:r>
           <w:r>
             <w:fldChar w:fldCharType="separate"/>
@@ -2798,7 +2792,7 @@
               <w:rFonts w:ascii="宋体" w:hAnsi="宋体" w:eastAsia="宋体" w:cs="宋体"/>
               <w:szCs w:val="21"/>
             </w:rPr>
-            <w:instrText xml:space="preserve"> HYPERLINK \l _Toc27193 </w:instrText>
+            <w:instrText xml:space="preserve"> HYPERLINK \l _Toc3963 </w:instrText>
           </w:r>
           <w:r>
             <w:rPr>
@@ -2823,7 +2817,7 @@
             <w:fldChar w:fldCharType="begin"/>
           </w:r>
           <w:r>
-            <w:instrText xml:space="preserve"> PAGEREF _Toc27193 \h </w:instrText>
+            <w:instrText xml:space="preserve"> PAGEREF _Toc3963 \h </w:instrText>
           </w:r>
           <w:r>
             <w:fldChar w:fldCharType="separate"/>
@@ -2861,7 +2855,7 @@
               <w:rFonts w:ascii="宋体" w:hAnsi="宋体" w:eastAsia="宋体" w:cs="宋体"/>
               <w:szCs w:val="21"/>
             </w:rPr>
-            <w:instrText xml:space="preserve"> HYPERLINK \l _Toc32636 </w:instrText>
+            <w:instrText xml:space="preserve"> HYPERLINK \l _Toc19640 </w:instrText>
           </w:r>
           <w:r>
             <w:rPr>
@@ -2886,7 +2880,7 @@
             <w:fldChar w:fldCharType="begin"/>
           </w:r>
           <w:r>
-            <w:instrText xml:space="preserve"> PAGEREF _Toc32636 \h </w:instrText>
+            <w:instrText xml:space="preserve"> PAGEREF _Toc19640 \h </w:instrText>
           </w:r>
           <w:r>
             <w:fldChar w:fldCharType="separate"/>
@@ -2994,7 +2988,7 @@
         <w:snapToGrid w:val="0"/>
         <w:textAlignment w:val="baseline"/>
       </w:pPr>
-      <w:bookmarkStart w:id="5" w:name="_Toc2808"/>
+      <w:bookmarkStart w:id="5" w:name="_Toc15401"/>
       <w:r>
         <w:t>总则</w:t>
       </w:r>
@@ -3018,7 +3012,7 @@
         <w:snapToGrid w:val="0"/>
         <w:textAlignment w:val="baseline"/>
       </w:pPr>
-      <w:bookmarkStart w:id="6" w:name="_Toc30065"/>
+      <w:bookmarkStart w:id="6" w:name="_Toc28883"/>
       <w:r>
         <w:t>目的</w:t>
       </w:r>
@@ -3064,7 +3058,7 @@
         <w:snapToGrid w:val="0"/>
         <w:textAlignment w:val="baseline"/>
       </w:pPr>
-      <w:bookmarkStart w:id="7" w:name="_Toc16039"/>
+      <w:bookmarkStart w:id="7" w:name="_Toc25279"/>
       <w:r>
         <w:t>基本原则</w:t>
       </w:r>
@@ -3166,7 +3160,7 @@
         <w:snapToGrid w:val="0"/>
         <w:textAlignment w:val="baseline"/>
       </w:pPr>
-      <w:bookmarkStart w:id="8" w:name="_Toc10064"/>
+      <w:bookmarkStart w:id="8" w:name="_Toc12018"/>
       <w:r>
         <w:t>适用范围</w:t>
       </w:r>
@@ -3212,7 +3206,7 @@
         <w:snapToGrid w:val="0"/>
         <w:textAlignment w:val="baseline"/>
       </w:pPr>
-      <w:bookmarkStart w:id="9" w:name="_Toc17894"/>
+      <w:bookmarkStart w:id="9" w:name="_Toc12135"/>
       <w:r>
         <w:t>培训类别</w:t>
       </w:r>
@@ -3236,7 +3230,7 @@
         <w:snapToGrid w:val="0"/>
         <w:textAlignment w:val="baseline"/>
       </w:pPr>
-      <w:bookmarkStart w:id="10" w:name="_Toc12323"/>
+      <w:bookmarkStart w:id="10" w:name="_Toc24077"/>
       <w:r>
         <w:t>新员工培训</w:t>
       </w:r>
@@ -3326,7 +3320,7 @@
         <w:snapToGrid w:val="0"/>
         <w:textAlignment w:val="baseline"/>
       </w:pPr>
-      <w:bookmarkStart w:id="11" w:name="_Toc28765"/>
+      <w:bookmarkStart w:id="11" w:name="_Toc25721"/>
       <w:r>
         <w:t>在职培训</w:t>
       </w:r>
@@ -3372,7 +3366,7 @@
         <w:snapToGrid w:val="0"/>
         <w:textAlignment w:val="baseline"/>
       </w:pPr>
-      <w:bookmarkStart w:id="12" w:name="_Toc10"/>
+      <w:bookmarkStart w:id="12" w:name="_Toc29387"/>
       <w:r>
         <w:t>管理干部培训</w:t>
       </w:r>
@@ -3420,7 +3414,7 @@
       </w:pPr>
       <w:bookmarkStart w:id="13" w:name="bookmark19"/>
       <w:bookmarkEnd w:id="13"/>
-      <w:bookmarkStart w:id="14" w:name="_Toc14434"/>
+      <w:bookmarkStart w:id="14" w:name="_Toc6406"/>
       <w:r>
         <w:t>公派外出培训</w:t>
       </w:r>
@@ -3479,7 +3473,7 @@
         <w:snapToGrid w:val="0"/>
         <w:textAlignment w:val="baseline"/>
       </w:pPr>
-      <w:bookmarkStart w:id="15" w:name="_Toc4080"/>
+      <w:bookmarkStart w:id="15" w:name="_Toc20719"/>
       <w:r>
         <w:t>职责划分</w:t>
       </w:r>
@@ -3707,7 +3701,7 @@
         <w:snapToGrid w:val="0"/>
         <w:textAlignment w:val="baseline"/>
       </w:pPr>
-      <w:bookmarkStart w:id="16" w:name="_Toc9077"/>
+      <w:bookmarkStart w:id="16" w:name="_Toc3797"/>
       <w:r>
         <w:t>培训工作的组织与实施</w:t>
       </w:r>
@@ -3733,7 +3727,7 @@
       </w:pPr>
       <w:bookmarkStart w:id="17" w:name="bookmark20"/>
       <w:bookmarkEnd w:id="17"/>
-      <w:bookmarkStart w:id="18" w:name="_Toc1676"/>
+      <w:bookmarkStart w:id="18" w:name="_Toc13298"/>
       <w:r>
         <w:t>培训计划与总结</w:t>
       </w:r>
@@ -3834,7 +3828,7 @@
         <w:snapToGrid w:val="0"/>
         <w:textAlignment w:val="baseline"/>
       </w:pPr>
-      <w:bookmarkStart w:id="19" w:name="_Toc32703"/>
+      <w:bookmarkStart w:id="19" w:name="_Toc14620"/>
       <w:r>
         <w:t>新员工培训的组织实施</w:t>
       </w:r>
@@ -3912,7 +3906,7 @@
         <w:snapToGrid w:val="0"/>
         <w:textAlignment w:val="baseline"/>
       </w:pPr>
-      <w:bookmarkStart w:id="20" w:name="_Toc31344"/>
+      <w:bookmarkStart w:id="20" w:name="_Toc22858"/>
       <w:r>
         <w:t>在职培训的组织实施</w:t>
       </w:r>
@@ -3988,7 +3982,7 @@
         <w:snapToGrid w:val="0"/>
         <w:textAlignment w:val="baseline"/>
       </w:pPr>
-      <w:bookmarkStart w:id="21" w:name="_Toc11890"/>
+      <w:bookmarkStart w:id="21" w:name="_Toc558"/>
       <w:r>
         <w:t>公派外出培训的组织实施</w:t>
       </w:r>
@@ -4174,7 +4168,7 @@
         <w:snapToGrid w:val="0"/>
         <w:textAlignment w:val="baseline"/>
       </w:pPr>
-      <w:bookmarkStart w:id="22" w:name="_Toc24925"/>
+      <w:bookmarkStart w:id="22" w:name="_Toc25063"/>
       <w:r>
         <w:t>培训记录和评估</w:t>
       </w:r>
@@ -4393,7 +4387,7 @@
         <w:snapToGrid w:val="0"/>
         <w:textAlignment w:val="baseline"/>
       </w:pPr>
-      <w:bookmarkStart w:id="23" w:name="_Toc27193"/>
+      <w:bookmarkStart w:id="23" w:name="_Toc3963"/>
       <w:r>
         <w:t>流程衡量指标</w:t>
       </w:r>
@@ -4982,7 +4976,7 @@
         <w:snapToGrid w:val="0"/>
         <w:textAlignment w:val="baseline"/>
       </w:pPr>
-      <w:bookmarkStart w:id="24" w:name="_Toc32636"/>
+      <w:bookmarkStart w:id="24" w:name="_Toc19640"/>
       <w:r>
         <w:t>附则</w:t>
       </w:r>
